--- a/Enyrgy_Paperclip_Agent_Instruction_Blocks.docx
+++ b/Enyrgy_Paperclip_Agent_Instruction_Blocks.docx
@@ -1746,7 +1746,7 @@
         <w:t xml:space="preserve"> </w:t>
       </w:r>
       <w:r>
-        <w:t xml:space="preserve">allow cold-drip financial content (touches 1 through 6) to an unverified investor contact, allow a commitment action (subscription, term sheet, wire, or acceptance of investment) without verified accreditation, or approve investor material that is not attorney-approved. Do not block the PPM after the intro meeting; accreditation is not required for PPM delivery. When in doubt on a commitment action, block and escalate.</w:t>
+        <w:t xml:space="preserve">allow cold-drip financial content (touches 1 through 6) to an unverified investor contact, allow a money-moving action (wire instructions or acceptance of investment) without verified accreditation (the subscription agreement and term sheet are pre-acceptance and are NOT gated), or approve investor material that is not attorney-approved. Do not block the PPM after the intro meeting; accreditation is not required for PPM delivery. When in doubt on a commitment action, block and escalate.</w:t>
       </w:r>
     </w:p>
     <w:p>
@@ -4153,6 +4153,253 @@
       <w:szCs w:val="20"/>
     </w:rPr>
   </w:style>
+  <w:style w:customStyle="1" w:styleId="SourceCode" w:type="paragraph">
+    <w:name w:val="Source Code"/>
+    <w:basedOn w:val="Normal"/>
+    <w:link w:val="VerbatimChar"/>
+    <w:pPr>
+      <w:wordWrap w:val="off"/>
+    </w:pPr>
+  </w:style>
+  <w:style w:customStyle="1" w:styleId="KeywordTok" w:type="character">
+    <w:name w:val="KeywordTok"/>
+    <w:basedOn w:val="VerbatimChar"/>
+    <w:rPr>
+      <w:b/>
+      <w:color w:val="007020"/>
+    </w:rPr>
+  </w:style>
+  <w:style w:customStyle="1" w:styleId="DataTypeTok" w:type="character">
+    <w:name w:val="DataTypeTok"/>
+    <w:basedOn w:val="VerbatimChar"/>
+    <w:rPr>
+      <w:color w:val="902000"/>
+    </w:rPr>
+  </w:style>
+  <w:style w:customStyle="1" w:styleId="DecValTok" w:type="character">
+    <w:name w:val="DecValTok"/>
+    <w:basedOn w:val="VerbatimChar"/>
+    <w:rPr>
+      <w:color w:val="40a070"/>
+    </w:rPr>
+  </w:style>
+  <w:style w:customStyle="1" w:styleId="BaseNTok" w:type="character">
+    <w:name w:val="BaseNTok"/>
+    <w:basedOn w:val="VerbatimChar"/>
+    <w:rPr>
+      <w:color w:val="40a070"/>
+    </w:rPr>
+  </w:style>
+  <w:style w:customStyle="1" w:styleId="FloatTok" w:type="character">
+    <w:name w:val="FloatTok"/>
+    <w:basedOn w:val="VerbatimChar"/>
+    <w:rPr>
+      <w:color w:val="40a070"/>
+    </w:rPr>
+  </w:style>
+  <w:style w:customStyle="1" w:styleId="ConstantTok" w:type="character">
+    <w:name w:val="ConstantTok"/>
+    <w:basedOn w:val="VerbatimChar"/>
+    <w:rPr>
+      <w:color w:val="880000"/>
+    </w:rPr>
+  </w:style>
+  <w:style w:customStyle="1" w:styleId="CharTok" w:type="character">
+    <w:name w:val="CharTok"/>
+    <w:basedOn w:val="VerbatimChar"/>
+    <w:rPr>
+      <w:color w:val="4070a0"/>
+    </w:rPr>
+  </w:style>
+  <w:style w:customStyle="1" w:styleId="SpecialCharTok" w:type="character">
+    <w:name w:val="SpecialCharTok"/>
+    <w:basedOn w:val="VerbatimChar"/>
+    <w:rPr>
+      <w:color w:val="4070a0"/>
+    </w:rPr>
+  </w:style>
+  <w:style w:customStyle="1" w:styleId="StringTok" w:type="character">
+    <w:name w:val="StringTok"/>
+    <w:basedOn w:val="VerbatimChar"/>
+    <w:rPr>
+      <w:color w:val="4070a0"/>
+    </w:rPr>
+  </w:style>
+  <w:style w:customStyle="1" w:styleId="VerbatimStringTok" w:type="character">
+    <w:name w:val="VerbatimStringTok"/>
+    <w:basedOn w:val="VerbatimChar"/>
+    <w:rPr>
+      <w:color w:val="4070a0"/>
+    </w:rPr>
+  </w:style>
+  <w:style w:customStyle="1" w:styleId="SpecialStringTok" w:type="character">
+    <w:name w:val="SpecialStringTok"/>
+    <w:basedOn w:val="VerbatimChar"/>
+    <w:rPr>
+      <w:color w:val="bb6688"/>
+    </w:rPr>
+  </w:style>
+  <w:style w:customStyle="1" w:styleId="ImportTok" w:type="character">
+    <w:name w:val="ImportTok"/>
+    <w:basedOn w:val="VerbatimChar"/>
+    <w:rPr>
+      <w:b/>
+      <w:color w:val="008000"/>
+    </w:rPr>
+  </w:style>
+  <w:style w:customStyle="1" w:styleId="CommentTok" w:type="character">
+    <w:name w:val="CommentTok"/>
+    <w:basedOn w:val="VerbatimChar"/>
+    <w:rPr>
+      <w:i/>
+      <w:color w:val="60a0b0"/>
+    </w:rPr>
+  </w:style>
+  <w:style w:customStyle="1" w:styleId="DocumentationTok" w:type="character">
+    <w:name w:val="DocumentationTok"/>
+    <w:basedOn w:val="VerbatimChar"/>
+    <w:rPr>
+      <w:i/>
+      <w:color w:val="ba2121"/>
+    </w:rPr>
+  </w:style>
+  <w:style w:customStyle="1" w:styleId="AnnotationTok" w:type="character">
+    <w:name w:val="AnnotationTok"/>
+    <w:basedOn w:val="VerbatimChar"/>
+    <w:rPr>
+      <w:b/>
+      <w:i/>
+      <w:color w:val="60a0b0"/>
+    </w:rPr>
+  </w:style>
+  <w:style w:customStyle="1" w:styleId="CommentVarTok" w:type="character">
+    <w:name w:val="CommentVarTok"/>
+    <w:basedOn w:val="VerbatimChar"/>
+    <w:rPr>
+      <w:b/>
+      <w:i/>
+      <w:color w:val="60a0b0"/>
+    </w:rPr>
+  </w:style>
+  <w:style w:customStyle="1" w:styleId="OtherTok" w:type="character">
+    <w:name w:val="OtherTok"/>
+    <w:basedOn w:val="VerbatimChar"/>
+    <w:rPr>
+      <w:color w:val="007020"/>
+    </w:rPr>
+  </w:style>
+  <w:style w:customStyle="1" w:styleId="FunctionTok" w:type="character">
+    <w:name w:val="FunctionTok"/>
+    <w:basedOn w:val="VerbatimChar"/>
+    <w:rPr>
+      <w:color w:val="06287e"/>
+    </w:rPr>
+  </w:style>
+  <w:style w:customStyle="1" w:styleId="VariableTok" w:type="character">
+    <w:name w:val="VariableTok"/>
+    <w:basedOn w:val="VerbatimChar"/>
+    <w:rPr>
+      <w:color w:val="19177c"/>
+    </w:rPr>
+  </w:style>
+  <w:style w:customStyle="1" w:styleId="ControlFlowTok" w:type="character">
+    <w:name w:val="ControlFlowTok"/>
+    <w:basedOn w:val="VerbatimChar"/>
+    <w:rPr>
+      <w:b/>
+      <w:color w:val="007020"/>
+    </w:rPr>
+  </w:style>
+  <w:style w:customStyle="1" w:styleId="OperatorTok" w:type="character">
+    <w:name w:val="OperatorTok"/>
+    <w:basedOn w:val="VerbatimChar"/>
+    <w:rPr>
+      <w:color w:val="666666"/>
+    </w:rPr>
+  </w:style>
+  <w:style w:customStyle="1" w:styleId="BuiltInTok" w:type="character">
+    <w:name w:val="BuiltInTok"/>
+    <w:basedOn w:val="VerbatimChar"/>
+    <w:rPr>
+      <w:color w:val="008000"/>
+    </w:rPr>
+  </w:style>
+  <w:style w:customStyle="1" w:styleId="ExtensionTok" w:type="character">
+    <w:name w:val="ExtensionTok"/>
+    <w:basedOn w:val="VerbatimChar"/>
+    <w:rPr/>
+  </w:style>
+  <w:style w:customStyle="1" w:styleId="PreprocessorTok" w:type="character">
+    <w:name w:val="PreprocessorTok"/>
+    <w:basedOn w:val="VerbatimChar"/>
+    <w:rPr>
+      <w:color w:val="bc7a00"/>
+    </w:rPr>
+  </w:style>
+  <w:style w:customStyle="1" w:styleId="AttributeTok" w:type="character">
+    <w:name w:val="AttributeTok"/>
+    <w:basedOn w:val="VerbatimChar"/>
+    <w:rPr>
+      <w:color w:val="7d9029"/>
+    </w:rPr>
+  </w:style>
+  <w:style w:customStyle="1" w:styleId="RegionMarkerTok" w:type="character">
+    <w:name w:val="RegionMarkerTok"/>
+    <w:basedOn w:val="VerbatimChar"/>
+    <w:rPr/>
+  </w:style>
+  <w:style w:customStyle="1" w:styleId="InformationTok" w:type="character">
+    <w:name w:val="InformationTok"/>
+    <w:basedOn w:val="VerbatimChar"/>
+    <w:rPr>
+      <w:b/>
+      <w:i/>
+      <w:color w:val="60a0b0"/>
+    </w:rPr>
+  </w:style>
+  <w:style w:customStyle="1" w:styleId="WarningTok" w:type="character">
+    <w:name w:val="WarningTok"/>
+    <w:basedOn w:val="VerbatimChar"/>
+    <w:rPr>
+      <w:b/>
+      <w:i/>
+      <w:color w:val="60a0b0"/>
+    </w:rPr>
+  </w:style>
+  <w:style w:customStyle="1" w:styleId="AlertTok" w:type="character">
+    <w:name w:val="AlertTok"/>
+    <w:basedOn w:val="VerbatimChar"/>
+    <w:rPr>
+      <w:b/>
+      <w:color w:val="ff0000"/>
+    </w:rPr>
+  </w:style>
+  <w:style w:customStyle="1" w:styleId="ErrorTok" w:type="character">
+    <w:name w:val="ErrorTok"/>
+    <w:basedOn w:val="VerbatimChar"/>
+    <w:rPr>
+      <w:b/>
+      <w:color w:val="ff0000"/>
+    </w:rPr>
+  </w:style>
+  <w:style w:customStyle="1" w:styleId="NormalTok" w:type="character">
+    <w:name w:val="NormalTok"/>
+    <w:basedOn w:val="VerbatimChar"/>
+    <w:rPr/>
+  </w:style>
+  <w:style w:styleId="Table" w:type="table">
+    <w:name w:val="Table"/>
+    <w:tblPr>
+      <w:tblBorders>
+        <w:top w:color="000000" w:space="0" w:sz="4" w:val="single"/>
+        <w:left w:color="000000" w:space="0" w:sz="4" w:val="single"/>
+        <w:bottom w:color="000000" w:space="0" w:sz="4" w:val="single"/>
+        <w:right w:color="000000" w:space="0" w:sz="4" w:val="single"/>
+        <w:insideH w:color="000000" w:space="0" w:sz="4" w:val="single"/>
+        <w:insideV w:color="000000" w:space="0" w:sz="4" w:val="single"/>
+      </w:tblBorders>
+    </w:tblPr>
+  </w:style>
   <w:style w:type="paragraph" w:customStyle="1" w:styleId="SourceCode">
     <w:name w:val="Source Code"/>
     <w:basedOn w:val="Normal"/>
@@ -4386,19 +4633,6 @@
     <w:name w:val="NormalTok"/>
     <w:basedOn w:val="VerbatimChar"/>
     <w:rPr/>
-  </w:style>
-  <w:style w:type="table" w:styleId="Table">
-    <w:name w:val="Table"/>
-    <w:tblPr>
-      <w:tblBorders>
-        <w:top w:val="single" w:sz="4" w:space="0" w:color="000000"/>
-        <w:left w:val="single" w:sz="4" w:space="0" w:color="000000"/>
-        <w:bottom w:val="single" w:sz="4" w:space="0" w:color="000000"/>
-        <w:right w:val="single" w:sz="4" w:space="0" w:color="000000"/>
-        <w:insideH w:val="single" w:sz="4" w:space="0" w:color="000000"/>
-        <w:insideV w:val="single" w:sz="4" w:space="0" w:color="000000"/>
-      </w:tblBorders>
-    </w:tblPr>
   </w:style>
 </w:styles>
 </file>

--- a/Enyrgy_Paperclip_Agent_Instruction_Blocks.docx
+++ b/Enyrgy_Paperclip_Agent_Instruction_Blocks.docx
@@ -877,7 +877,7 @@
         <w:t xml:space="preserve"> </w:t>
       </w:r>
       <w:r>
-        <w:t xml:space="preserve">= Yes AND a human has approved; quote an offering term not in the KB; send an investor document that is not attorney-approved (the PPM is a placeholder until the securities attorney approves it); or use prohibited words. No em-dashes.</w:t>
+        <w:t xml:space="preserve">= Yes AND a human has approved; quote an offering term not in the KB; send an investor document that is not attorney-approved (the PPM is now attorney-approved; any other investor document still requires approval); or use prohibited words. No em-dashes.</w:t>
       </w:r>
     </w:p>
     <w:p>
@@ -1450,7 +1450,7 @@
         <w:t xml:space="preserve"> </w:t>
       </w:r>
       <w:r>
-        <w:t xml:space="preserve">load unapproved investor material (the PPM is a placeholder until the securities attorney approves it), invent a fact, or change a claim so that it is no longer exactly as verifiable as stated.</w:t>
+        <w:t xml:space="preserve">load unapproved investor material (the PPM is now attorney-approved; other investor material still requires approval before loading), invent a fact, or change a claim so that it is no longer exactly as verifiable as stated.</w:t>
       </w:r>
     </w:p>
     <w:p>
@@ -2970,7 +2970,7 @@
         <w:t xml:space="preserve"> </w:t>
       </w:r>
       <w:r>
-        <w:t xml:space="preserve">all investor materials must be attorney-approved before they load into the KB. The PPM document itself is still pending attorney approval; keep it as a placeholder until approved.</w:t>
+        <w:t xml:space="preserve">all investor materials must be attorney-approved before they load into the KB. The PPM is now attorney-approved and may be used.</w:t>
       </w:r>
     </w:p>
     <w:p>
@@ -4400,6 +4400,240 @@
       </w:tblBorders>
     </w:tblPr>
   </w:style>
+  <w:style w:customStyle="1" w:styleId="SourceCode" w:type="paragraph">
+    <w:name w:val="Source Code"/>
+    <w:basedOn w:val="Normal"/>
+    <w:link w:val="VerbatimChar"/>
+    <w:pPr>
+      <w:wordWrap w:val="off"/>
+    </w:pPr>
+  </w:style>
+  <w:style w:customStyle="1" w:styleId="KeywordTok" w:type="character">
+    <w:name w:val="KeywordTok"/>
+    <w:basedOn w:val="VerbatimChar"/>
+    <w:rPr>
+      <w:b/>
+      <w:color w:val="007020"/>
+    </w:rPr>
+  </w:style>
+  <w:style w:customStyle="1" w:styleId="DataTypeTok" w:type="character">
+    <w:name w:val="DataTypeTok"/>
+    <w:basedOn w:val="VerbatimChar"/>
+    <w:rPr>
+      <w:color w:val="902000"/>
+    </w:rPr>
+  </w:style>
+  <w:style w:customStyle="1" w:styleId="DecValTok" w:type="character">
+    <w:name w:val="DecValTok"/>
+    <w:basedOn w:val="VerbatimChar"/>
+    <w:rPr>
+      <w:color w:val="40a070"/>
+    </w:rPr>
+  </w:style>
+  <w:style w:customStyle="1" w:styleId="BaseNTok" w:type="character">
+    <w:name w:val="BaseNTok"/>
+    <w:basedOn w:val="VerbatimChar"/>
+    <w:rPr>
+      <w:color w:val="40a070"/>
+    </w:rPr>
+  </w:style>
+  <w:style w:customStyle="1" w:styleId="FloatTok" w:type="character">
+    <w:name w:val="FloatTok"/>
+    <w:basedOn w:val="VerbatimChar"/>
+    <w:rPr>
+      <w:color w:val="40a070"/>
+    </w:rPr>
+  </w:style>
+  <w:style w:customStyle="1" w:styleId="ConstantTok" w:type="character">
+    <w:name w:val="ConstantTok"/>
+    <w:basedOn w:val="VerbatimChar"/>
+    <w:rPr>
+      <w:color w:val="880000"/>
+    </w:rPr>
+  </w:style>
+  <w:style w:customStyle="1" w:styleId="CharTok" w:type="character">
+    <w:name w:val="CharTok"/>
+    <w:basedOn w:val="VerbatimChar"/>
+    <w:rPr>
+      <w:color w:val="4070a0"/>
+    </w:rPr>
+  </w:style>
+  <w:style w:customStyle="1" w:styleId="SpecialCharTok" w:type="character">
+    <w:name w:val="SpecialCharTok"/>
+    <w:basedOn w:val="VerbatimChar"/>
+    <w:rPr>
+      <w:color w:val="4070a0"/>
+    </w:rPr>
+  </w:style>
+  <w:style w:customStyle="1" w:styleId="StringTok" w:type="character">
+    <w:name w:val="StringTok"/>
+    <w:basedOn w:val="VerbatimChar"/>
+    <w:rPr>
+      <w:color w:val="4070a0"/>
+    </w:rPr>
+  </w:style>
+  <w:style w:customStyle="1" w:styleId="VerbatimStringTok" w:type="character">
+    <w:name w:val="VerbatimStringTok"/>
+    <w:basedOn w:val="VerbatimChar"/>
+    <w:rPr>
+      <w:color w:val="4070a0"/>
+    </w:rPr>
+  </w:style>
+  <w:style w:customStyle="1" w:styleId="SpecialStringTok" w:type="character">
+    <w:name w:val="SpecialStringTok"/>
+    <w:basedOn w:val="VerbatimChar"/>
+    <w:rPr>
+      <w:color w:val="bb6688"/>
+    </w:rPr>
+  </w:style>
+  <w:style w:customStyle="1" w:styleId="ImportTok" w:type="character">
+    <w:name w:val="ImportTok"/>
+    <w:basedOn w:val="VerbatimChar"/>
+    <w:rPr>
+      <w:b/>
+      <w:color w:val="008000"/>
+    </w:rPr>
+  </w:style>
+  <w:style w:customStyle="1" w:styleId="CommentTok" w:type="character">
+    <w:name w:val="CommentTok"/>
+    <w:basedOn w:val="VerbatimChar"/>
+    <w:rPr>
+      <w:i/>
+      <w:color w:val="60a0b0"/>
+    </w:rPr>
+  </w:style>
+  <w:style w:customStyle="1" w:styleId="DocumentationTok" w:type="character">
+    <w:name w:val="DocumentationTok"/>
+    <w:basedOn w:val="VerbatimChar"/>
+    <w:rPr>
+      <w:i/>
+      <w:color w:val="ba2121"/>
+    </w:rPr>
+  </w:style>
+  <w:style w:customStyle="1" w:styleId="AnnotationTok" w:type="character">
+    <w:name w:val="AnnotationTok"/>
+    <w:basedOn w:val="VerbatimChar"/>
+    <w:rPr>
+      <w:b/>
+      <w:i/>
+      <w:color w:val="60a0b0"/>
+    </w:rPr>
+  </w:style>
+  <w:style w:customStyle="1" w:styleId="CommentVarTok" w:type="character">
+    <w:name w:val="CommentVarTok"/>
+    <w:basedOn w:val="VerbatimChar"/>
+    <w:rPr>
+      <w:b/>
+      <w:i/>
+      <w:color w:val="60a0b0"/>
+    </w:rPr>
+  </w:style>
+  <w:style w:customStyle="1" w:styleId="OtherTok" w:type="character">
+    <w:name w:val="OtherTok"/>
+    <w:basedOn w:val="VerbatimChar"/>
+    <w:rPr>
+      <w:color w:val="007020"/>
+    </w:rPr>
+  </w:style>
+  <w:style w:customStyle="1" w:styleId="FunctionTok" w:type="character">
+    <w:name w:val="FunctionTok"/>
+    <w:basedOn w:val="VerbatimChar"/>
+    <w:rPr>
+      <w:color w:val="06287e"/>
+    </w:rPr>
+  </w:style>
+  <w:style w:customStyle="1" w:styleId="VariableTok" w:type="character">
+    <w:name w:val="VariableTok"/>
+    <w:basedOn w:val="VerbatimChar"/>
+    <w:rPr>
+      <w:color w:val="19177c"/>
+    </w:rPr>
+  </w:style>
+  <w:style w:customStyle="1" w:styleId="ControlFlowTok" w:type="character">
+    <w:name w:val="ControlFlowTok"/>
+    <w:basedOn w:val="VerbatimChar"/>
+    <w:rPr>
+      <w:b/>
+      <w:color w:val="007020"/>
+    </w:rPr>
+  </w:style>
+  <w:style w:customStyle="1" w:styleId="OperatorTok" w:type="character">
+    <w:name w:val="OperatorTok"/>
+    <w:basedOn w:val="VerbatimChar"/>
+    <w:rPr>
+      <w:color w:val="666666"/>
+    </w:rPr>
+  </w:style>
+  <w:style w:customStyle="1" w:styleId="BuiltInTok" w:type="character">
+    <w:name w:val="BuiltInTok"/>
+    <w:basedOn w:val="VerbatimChar"/>
+    <w:rPr>
+      <w:color w:val="008000"/>
+    </w:rPr>
+  </w:style>
+  <w:style w:customStyle="1" w:styleId="ExtensionTok" w:type="character">
+    <w:name w:val="ExtensionTok"/>
+    <w:basedOn w:val="VerbatimChar"/>
+    <w:rPr/>
+  </w:style>
+  <w:style w:customStyle="1" w:styleId="PreprocessorTok" w:type="character">
+    <w:name w:val="PreprocessorTok"/>
+    <w:basedOn w:val="VerbatimChar"/>
+    <w:rPr>
+      <w:color w:val="bc7a00"/>
+    </w:rPr>
+  </w:style>
+  <w:style w:customStyle="1" w:styleId="AttributeTok" w:type="character">
+    <w:name w:val="AttributeTok"/>
+    <w:basedOn w:val="VerbatimChar"/>
+    <w:rPr>
+      <w:color w:val="7d9029"/>
+    </w:rPr>
+  </w:style>
+  <w:style w:customStyle="1" w:styleId="RegionMarkerTok" w:type="character">
+    <w:name w:val="RegionMarkerTok"/>
+    <w:basedOn w:val="VerbatimChar"/>
+    <w:rPr/>
+  </w:style>
+  <w:style w:customStyle="1" w:styleId="InformationTok" w:type="character">
+    <w:name w:val="InformationTok"/>
+    <w:basedOn w:val="VerbatimChar"/>
+    <w:rPr>
+      <w:b/>
+      <w:i/>
+      <w:color w:val="60a0b0"/>
+    </w:rPr>
+  </w:style>
+  <w:style w:customStyle="1" w:styleId="WarningTok" w:type="character">
+    <w:name w:val="WarningTok"/>
+    <w:basedOn w:val="VerbatimChar"/>
+    <w:rPr>
+      <w:b/>
+      <w:i/>
+      <w:color w:val="60a0b0"/>
+    </w:rPr>
+  </w:style>
+  <w:style w:customStyle="1" w:styleId="AlertTok" w:type="character">
+    <w:name w:val="AlertTok"/>
+    <w:basedOn w:val="VerbatimChar"/>
+    <w:rPr>
+      <w:b/>
+      <w:color w:val="ff0000"/>
+    </w:rPr>
+  </w:style>
+  <w:style w:customStyle="1" w:styleId="ErrorTok" w:type="character">
+    <w:name w:val="ErrorTok"/>
+    <w:basedOn w:val="VerbatimChar"/>
+    <w:rPr>
+      <w:b/>
+      <w:color w:val="ff0000"/>
+    </w:rPr>
+  </w:style>
+  <w:style w:customStyle="1" w:styleId="NormalTok" w:type="character">
+    <w:name w:val="NormalTok"/>
+    <w:basedOn w:val="VerbatimChar"/>
+    <w:rPr/>
+  </w:style>
   <w:style w:type="paragraph" w:customStyle="1" w:styleId="SourceCode">
     <w:name w:val="Source Code"/>
     <w:basedOn w:val="Normal"/>

--- a/Enyrgy_Paperclip_Agent_Instruction_Blocks.docx
+++ b/Enyrgy_Paperclip_Agent_Instruction_Blocks.docx
@@ -2,7 +2,7 @@
 <file path=word/document.xml><?xml version="1.0" encoding="utf-8"?>
 <w:document xmlns:w="http://schemas.openxmlformats.org/wordprocessingml/2006/main" xmlns:m="http://schemas.openxmlformats.org/officeDocument/2006/math" xmlns:r="http://schemas.openxmlformats.org/officeDocument/2006/relationships" xmlns:o="urn:schemas-microsoft-com:office:office" xmlns:v="urn:schemas-microsoft-com:vml" xmlns:w10="urn:schemas-microsoft-com:office:word" xmlns:a="http://schemas.openxmlformats.org/drawingml/2006/main" xmlns:pic="http://schemas.openxmlformats.org/drawingml/2006/picture" xmlns:wp="http://schemas.openxmlformats.org/drawingml/2006/wordprocessingDrawing">
   <w:body>
-    <w:bookmarkStart w:id="21" w:name="Xdff369d8aed7b3d2892e1d9d7c50146766502cc"/>
+    <w:bookmarkStart w:id="13" w:name="Xdff369d8aed7b3d2892e1d9d7c50146766502cc"/>
     <w:p>
       <w:pPr>
         <w:pStyle w:val="Heading1"/>
@@ -44,7 +44,7 @@
         </w:pict>
       </w:r>
     </w:p>
-    <w:bookmarkStart w:id="20" w:name="how-to-use-this-pack"/>
+    <w:bookmarkStart w:id="12" w:name="how-to-use-this-pack"/>
     <w:p>
       <w:pPr>
         <w:pStyle w:val="Heading2"/>
@@ -150,7 +150,7 @@
         <w:t xml:space="preserve">Build order (per Section 5): the CEO exists already. Create the COO and CRO heads next, then the seven COO division agents, then the six CRO division agents. Configure the compliance gate (last section) before any investor-touching agent goes live.</w:t>
       </w:r>
     </w:p>
-    <w:bookmarkStart w:id="17" w:name="standing-rules-every-block-inherits"/>
+    <w:bookmarkStart w:id="9" w:name="standing-rules-every-block-inherits"/>
     <w:p>
       <w:pPr>
         <w:pStyle w:val="Heading3"/>
@@ -257,8 +257,8 @@
         <w:t xml:space="preserve">is not Yes. The compliance gate is absolute (see the last section).</w:t>
       </w:r>
     </w:p>
-    <w:bookmarkEnd w:id="17"/>
-    <w:bookmarkStart w:id="18" w:name="X2427e83f761c3b7d291f80d94c3f584e16260a9"/>
+    <w:bookmarkEnd w:id="9"/>
+    <w:bookmarkStart w:id="10" w:name="X2427e83f761c3b7d291f80d94c3f584e16260a9"/>
     <w:p>
       <w:pPr>
         <w:pStyle w:val="Heading3"/>
@@ -380,8 +380,8 @@
         <w:t xml:space="preserve">.</w:t>
       </w:r>
     </w:p>
-    <w:bookmarkEnd w:id="18"/>
-    <w:bookmarkStart w:id="19" w:name="team-and-oem"/>
+    <w:bookmarkEnd w:id="10"/>
+    <w:bookmarkStart w:id="11" w:name="team-and-oem"/>
     <w:p>
       <w:pPr>
         <w:pStyle w:val="Heading3"/>
@@ -405,10 +405,10 @@
         </w:pict>
       </w:r>
     </w:p>
-    <w:bookmarkEnd w:id="19"/>
-    <w:bookmarkEnd w:id="20"/>
-    <w:bookmarkEnd w:id="21"/>
-    <w:bookmarkStart w:id="26" w:name="c-suite-4"/>
+    <w:bookmarkEnd w:id="11"/>
+    <w:bookmarkEnd w:id="12"/>
+    <w:bookmarkEnd w:id="13"/>
+    <w:bookmarkStart w:id="18" w:name="c-suite-4"/>
     <w:p>
       <w:pPr>
         <w:pStyle w:val="Heading1"/>
@@ -417,7 +417,7 @@
         <w:t xml:space="preserve">C-Suite (4)</w:t>
       </w:r>
     </w:p>
-    <w:bookmarkStart w:id="22" w:name="ceo-executive-orchestrator"/>
+    <w:bookmarkStart w:id="14" w:name="ceo-executive-orchestrator"/>
     <w:p>
       <w:pPr>
         <w:pStyle w:val="Heading2"/>
@@ -531,8 +531,8 @@
         <w:t xml:space="preserve">read only from the shared knowledge base. Never invent a number, claim, or policy. Brand voice is peer-to-peer, Sunrise Orange, Montserrat, and contains no em-dashes.</w:t>
       </w:r>
     </w:p>
-    <w:bookmarkEnd w:id="22"/>
-    <w:bookmarkStart w:id="23" w:name="coo-operations-head"/>
+    <w:bookmarkEnd w:id="14"/>
+    <w:bookmarkStart w:id="15" w:name="coo-operations-head"/>
     <w:p>
       <w:pPr>
         <w:pStyle w:val="Heading2"/>
@@ -661,8 +661,8 @@
         <w:t xml:space="preserve">read only from the shared knowledge base. Never invent a number, claim, or policy. Brand voice is peer-to-peer, Sunrise Orange, Montserrat, and contains no em-dashes.</w:t>
       </w:r>
     </w:p>
-    <w:bookmarkEnd w:id="23"/>
-    <w:bookmarkStart w:id="24" w:name="cro-revenue-head"/>
+    <w:bookmarkEnd w:id="15"/>
+    <w:bookmarkStart w:id="16" w:name="cro-revenue-head"/>
     <w:p>
       <w:pPr>
         <w:pStyle w:val="Heading2"/>
@@ -783,8 +783,8 @@
         </w:pict>
       </w:r>
     </w:p>
-    <w:bookmarkEnd w:id="24"/>
-    <w:bookmarkStart w:id="25" w:name="a.-cfo-investor-relations-head"/>
+    <w:bookmarkEnd w:id="16"/>
+    <w:bookmarkStart w:id="17" w:name="a.-cfo-investor-relations-head"/>
     <w:p>
       <w:pPr>
         <w:pStyle w:val="Heading2"/>
@@ -905,9 +905,9 @@
         </w:pict>
       </w:r>
     </w:p>
-    <w:bookmarkEnd w:id="25"/>
-    <w:bookmarkEnd w:id="26"/>
-    <w:bookmarkStart w:id="34" w:name="coo-division-7"/>
+    <w:bookmarkEnd w:id="17"/>
+    <w:bookmarkEnd w:id="18"/>
+    <w:bookmarkStart w:id="26" w:name="coo-division-7"/>
     <w:p>
       <w:pPr>
         <w:pStyle w:val="Heading1"/>
@@ -916,7 +916,7 @@
         <w:t xml:space="preserve">COO Division (7)</w:t>
       </w:r>
     </w:p>
-    <w:bookmarkStart w:id="27" w:name="dispatcher"/>
+    <w:bookmarkStart w:id="19" w:name="dispatcher"/>
     <w:p>
       <w:pPr>
         <w:pStyle w:val="Heading2"/>
@@ -1090,8 +1090,8 @@
         <w:t xml:space="preserve">when a human conversation is live.</w:t>
       </w:r>
     </w:p>
-    <w:bookmarkEnd w:id="27"/>
-    <w:bookmarkStart w:id="28" w:name="onboarding"/>
+    <w:bookmarkEnd w:id="19"/>
+    <w:bookmarkStart w:id="20" w:name="onboarding"/>
     <w:p>
       <w:pPr>
         <w:pStyle w:val="Heading2"/>
@@ -1235,8 +1235,8 @@
         <w:t xml:space="preserve">when a human conversation is live.</w:t>
       </w:r>
     </w:p>
-    <w:bookmarkEnd w:id="28"/>
-    <w:bookmarkStart w:id="29" w:name="quality-control"/>
+    <w:bookmarkEnd w:id="20"/>
+    <w:bookmarkStart w:id="21" w:name="quality-control"/>
     <w:p>
       <w:pPr>
         <w:pStyle w:val="Heading2"/>
@@ -1296,7 +1296,67 @@
         <w:t xml:space="preserve"> </w:t>
       </w:r>
       <w:r>
-        <w:t xml:space="preserve">review drip engagement, find contacts stuck in a stage, find missing or conflicting tags, and open a ticket for the responsible agent for each issue. Read-only across contacts and opportunities; create tasks.</w:t>
+        <w:t xml:space="preserve">review drip engagement, find contacts stuck in a stage, find missing or conflicting tags, and open a ticket for the responsible agent for each issue. Every issue you open or escalate must name the exact contacts by contact ID and quote the exact tags or fields you observed on each. Do not report a problem you cannot point to with a contact ID and the literal observed value. Read-only across contacts and opportunities; create tasks.</w:t>
+      </w:r>
+    </w:p>
+    <w:p>
+      <w:pPr>
+        <w:pStyle w:val="BlockText"/>
+      </w:pPr>
+      <w:r>
+        <w:rPr>
+          <w:b/>
+          <w:bCs/>
+        </w:rPr>
+        <w:t xml:space="preserve">Evidence discipline:</w:t>
+      </w:r>
+      <w:r>
+        <w:t xml:space="preserve"> </w:t>
+      </w:r>
+      <w:r>
+        <w:t xml:space="preserve">report only what the account literally shows. Read the actual tags and fields on the actual record; never infer a contact’s lifecycle status from its pipeline stage, or its stage from its tags. Different contact types are tracked differently: a magnet lead (carries</w:t>
+      </w:r>
+      <w:r>
+        <w:t xml:space="preserve"> </w:t>
+      </w:r>
+      <w:r>
+        <w:rPr>
+          <w:rStyle w:val="VerbatimChar"/>
+        </w:rPr>
+        <w:t xml:space="preserve">magnet_lead</w:t>
+      </w:r>
+      <w:r>
+        <w:t xml:space="preserve">) is tracked by its magnet and nurture tags plus its opportunity stage, not by</w:t>
+      </w:r>
+      <w:r>
+        <w:t xml:space="preserve"> </w:t>
+      </w:r>
+      <w:r>
+        <w:rPr>
+          <w:rStyle w:val="VerbatimChar"/>
+        </w:rPr>
+        <w:t xml:space="preserve">status_</w:t>
+      </w:r>
+      <w:r>
+        <w:t xml:space="preserve"> </w:t>
+      </w:r>
+      <w:r>
+        <w:t xml:space="preserve">tags, so a magnet lead without a</w:t>
+      </w:r>
+      <w:r>
+        <w:t xml:space="preserve"> </w:t>
+      </w:r>
+      <w:r>
+        <w:rPr>
+          <w:rStyle w:val="VerbatimChar"/>
+        </w:rPr>
+        <w:t xml:space="preserve">status_</w:t>
+      </w:r>
+      <w:r>
+        <w:t xml:space="preserve"> </w:t>
+      </w:r>
+      <w:r>
+        <w:t xml:space="preserve">tag is not an error. Your audit is a point-in-time snapshot and you cannot change data, so state in every escalation that a human must verify against the live account before any bulk change, and say how many contacts you actually inspected versus estimated.</w:t>
       </w:r>
     </w:p>
     <w:p>
@@ -1314,7 +1374,7 @@
         <w:t xml:space="preserve"> </w:t>
       </w:r>
       <w:r>
-        <w:t xml:space="preserve">an issue is systemic (many contacts affected), a workflow appears broken, or a fix needs a decision.</w:t>
+        <w:t xml:space="preserve">an issue is systemic, a workflow appears broken, or a fix needs a decision. Before you label anything systemic, confirm the pattern on a named sample with contact IDs and observed values, and state how many you verified rather than assuming the rest.</w:t>
       </w:r>
     </w:p>
     <w:p>
@@ -1332,7 +1392,7 @@
         <w:t xml:space="preserve"> </w:t>
       </w:r>
       <w:r>
-        <w:t xml:space="preserve">send a prospect-facing message, change contact data yourself beyond opening tickets, or close a ticket you did not verify as resolved.</w:t>
+        <w:t xml:space="preserve">send a prospect-facing message, change contact data yourself beyond opening tickets, close a ticket you did not verify as resolved, or state that a contact carries a tag, status, or value you did not directly observe on that contact’s own record.</w:t>
       </w:r>
     </w:p>
     <w:p>
@@ -1353,8 +1413,8 @@
         <w:t xml:space="preserve">read only from the shared knowledge base. Brand voice is peer-to-peer, Sunrise Orange, Montserrat, no em-dashes.</w:t>
       </w:r>
     </w:p>
-    <w:bookmarkEnd w:id="29"/>
-    <w:bookmarkStart w:id="30" w:name="kb-manager"/>
+    <w:bookmarkEnd w:id="21"/>
+    <w:bookmarkStart w:id="22" w:name="kb-manager"/>
     <w:p>
       <w:pPr>
         <w:pStyle w:val="Heading2"/>
@@ -1471,8 +1531,8 @@
         <w:t xml:space="preserve">you are the steward of the shared knowledge base. Brand voice is peer-to-peer, Sunrise Orange, Montserrat, no em-dashes.</w:t>
       </w:r>
     </w:p>
-    <w:bookmarkEnd w:id="30"/>
-    <w:bookmarkStart w:id="31" w:name="sentinel"/>
+    <w:bookmarkEnd w:id="22"/>
+    <w:bookmarkStart w:id="23" w:name="sentinel"/>
     <w:p>
       <w:pPr>
         <w:pStyle w:val="Heading2"/>
@@ -1625,8 +1685,8 @@
         <w:t xml:space="preserve">read only from the shared knowledge base. Brand voice is peer-to-peer, Sunrise Orange, Montserrat, no em-dashes.</w:t>
       </w:r>
     </w:p>
-    <w:bookmarkEnd w:id="31"/>
-    <w:bookmarkStart w:id="32" w:name="audit-and-compliance"/>
+    <w:bookmarkEnd w:id="23"/>
+    <w:bookmarkStart w:id="24" w:name="audit-and-compliance"/>
     <w:p>
       <w:pPr>
         <w:pStyle w:val="Heading2"/>
@@ -1767,8 +1827,8 @@
         <w:t xml:space="preserve">read only from the shared knowledge base, including the attorney-confirmed rule and the nitric oxide framing rule verbatim. Brand voice is peer-to-peer, Sunrise Orange, Montserrat, no em-dashes.</w:t>
       </w:r>
     </w:p>
-    <w:bookmarkEnd w:id="32"/>
-    <w:bookmarkStart w:id="33" w:name="prd-gatherer"/>
+    <w:bookmarkEnd w:id="24"/>
+    <w:bookmarkStart w:id="25" w:name="prd-gatherer"/>
     <w:p>
       <w:pPr>
         <w:pStyle w:val="Heading2"/>
@@ -1907,9 +1967,9 @@
         </w:pict>
       </w:r>
     </w:p>
-    <w:bookmarkEnd w:id="33"/>
-    <w:bookmarkEnd w:id="34"/>
-    <w:bookmarkStart w:id="41" w:name="cro-division-6"/>
+    <w:bookmarkEnd w:id="25"/>
+    <w:bookmarkEnd w:id="26"/>
+    <w:bookmarkStart w:id="33" w:name="cro-division-6"/>
     <w:p>
       <w:pPr>
         <w:pStyle w:val="Heading1"/>
@@ -1918,7 +1978,7 @@
         <w:t xml:space="preserve">CRO Division (6)</w:t>
       </w:r>
     </w:p>
-    <w:bookmarkStart w:id="35" w:name="sales-scout"/>
+    <w:bookmarkStart w:id="27" w:name="sales-scout"/>
     <w:p>
       <w:pPr>
         <w:pStyle w:val="Heading2"/>
@@ -2044,8 +2104,8 @@
         <w:t xml:space="preserve">when a human conversation is live.</w:t>
       </w:r>
     </w:p>
-    <w:bookmarkEnd w:id="35"/>
-    <w:bookmarkStart w:id="36" w:name="sales-outreach"/>
+    <w:bookmarkEnd w:id="27"/>
+    <w:bookmarkStart w:id="28" w:name="sales-outreach"/>
     <w:p>
       <w:pPr>
         <w:pStyle w:val="Heading2"/>
@@ -2186,8 +2246,8 @@
         <w:t xml:space="preserve">read only from the shared knowledge base. Brand voice is peer-to-peer, Sunrise Orange, Montserrat, no em-dashes. All copy already lives in the approved templates; do not rewrite claims.</w:t>
       </w:r>
     </w:p>
-    <w:bookmarkEnd w:id="36"/>
-    <w:bookmarkStart w:id="37" w:name="sdr"/>
+    <w:bookmarkEnd w:id="28"/>
+    <w:bookmarkStart w:id="29" w:name="sdr"/>
     <w:p>
       <w:pPr>
         <w:pStyle w:val="Heading2"/>
@@ -2319,8 +2379,8 @@
         <w:t xml:space="preserve">read only from the shared knowledge base. Brand voice is peer-to-peer, Sunrise Orange, Montserrat, no em-dashes.</w:t>
       </w:r>
     </w:p>
-    <w:bookmarkEnd w:id="37"/>
-    <w:bookmarkStart w:id="38" w:name="client-success-manager"/>
+    <w:bookmarkEnd w:id="29"/>
+    <w:bookmarkStart w:id="30" w:name="client-success-manager"/>
     <w:p>
       <w:pPr>
         <w:pStyle w:val="Heading2"/>
@@ -2446,8 +2506,8 @@
         <w:t xml:space="preserve">read only from the shared knowledge base. Brand voice is peer-to-peer, Sunrise Orange, Montserrat, no em-dashes.</w:t>
       </w:r>
     </w:p>
-    <w:bookmarkEnd w:id="38"/>
-    <w:bookmarkStart w:id="39" w:name="referral-and-reviews"/>
+    <w:bookmarkEnd w:id="30"/>
+    <w:bookmarkStart w:id="31" w:name="referral-and-reviews"/>
     <w:p>
       <w:pPr>
         <w:pStyle w:val="Heading2"/>
@@ -2507,7 +2567,7 @@
         <w:t xml:space="preserve"> </w:t>
       </w:r>
       <w:r>
-        <w:t xml:space="preserve">run the review and referral activation, and re-feed referrals into the Consumer Drip. Send message, update tags and fields.</w:t>
+        <w:t xml:space="preserve">run the review and testimonial activation. Send message, update tags and fields. Escalate to the Client Success Manager.</w:t>
       </w:r>
     </w:p>
     <w:p>
@@ -2525,7 +2585,43 @@
         <w:t xml:space="preserve"> </w:t>
       </w:r>
       <w:r>
-        <w:t xml:space="preserve">both review links are live and in the KB Section 3, Google review (https://g.page/r/CfN5Rj0CdmrfEAI/review) and Trustpilot (https://www.trustpilot.com/evaluate/enyrgy.com). Run the review ask, and invite every customer neutrally, not only the happy ones (FTC, Google, and Trustpilot policy). Escalate to the Client Success Manager.</w:t>
+        <w:t xml:space="preserve">both review links are live and in the KB Section 3, Google review (https://g.page/r/CfN5Rj0CdmrfEAI/review) and Trustpilot (https://www.trustpilot.com/evaluate/enyrgy.com). Run the review ask, and invite every customer neutrally, not only the happy ones (FTC, Google, and Trustpilot policy).</w:t>
+      </w:r>
+    </w:p>
+    <w:p>
+      <w:pPr>
+        <w:pStyle w:val="BlockText"/>
+      </w:pPr>
+      <w:r>
+        <w:rPr>
+          <w:b/>
+          <w:bCs/>
+        </w:rPr>
+        <w:t xml:space="preserve">Testimonial ask (live):</w:t>
+      </w:r>
+      <w:r>
+        <w:t xml:space="preserve"> </w:t>
+      </w:r>
+      <w:r>
+        <w:t xml:space="preserve">the Customer Testimonial Form is live in the KB Section 3 (https://api.leadconnectorhq.com/widget/form/OjahkWeVDeozQkfG9dW2?notrack=true). Invite honest testimonials neutrally; do not positivity-gate.</w:t>
+      </w:r>
+    </w:p>
+    <w:p>
+      <w:pPr>
+        <w:pStyle w:val="BlockText"/>
+      </w:pPr>
+      <w:r>
+        <w:rPr>
+          <w:b/>
+          <w:bCs/>
+        </w:rPr>
+        <w:t xml:space="preserve">Referral (paused):</w:t>
+      </w:r>
+      <w:r>
+        <w:t xml:space="preserve"> </w:t>
+      </w:r>
+      <w:r>
+        <w:t xml:space="preserve">the referral program is deferred to the next version of Enyrgy, which will have a built-in loyalty and referral program. Do NOT send referral links, make referral offers, or re-feed referrals into the Consumer Drip until that program ships and its link and terms are in the KB.</w:t>
       </w:r>
     </w:p>
     <w:p>
@@ -2597,8 +2693,8 @@
         <w:t xml:space="preserve">read only from the shared knowledge base. Brand voice is peer-to-peer, Sunrise Orange, Montserrat, no em-dashes.</w:t>
       </w:r>
     </w:p>
-    <w:bookmarkEnd w:id="39"/>
-    <w:bookmarkStart w:id="40" w:name="reactivation"/>
+    <w:bookmarkEnd w:id="31"/>
+    <w:bookmarkStart w:id="32" w:name="reactivation"/>
     <w:p>
       <w:pPr>
         <w:pStyle w:val="Heading2"/>
@@ -2746,9 +2842,9 @@
         </w:pict>
       </w:r>
     </w:p>
-    <w:bookmarkEnd w:id="40"/>
-    <w:bookmarkEnd w:id="41"/>
-    <w:bookmarkStart w:id="42" w:name="X0cdb9077214054f01e8121b476565e64bc8ed09"/>
+    <w:bookmarkEnd w:id="32"/>
+    <w:bookmarkEnd w:id="33"/>
+    <w:bookmarkStart w:id="34" w:name="X0cdb9077214054f01e8121b476565e64bc8ed09"/>
     <w:p>
       <w:pPr>
         <w:pStyle w:val="Heading1"/>
@@ -3022,8 +3118,8 @@
         </w:pict>
       </w:r>
     </w:p>
-    <w:bookmarkEnd w:id="42"/>
-    <w:bookmarkStart w:id="43" w:name="agent-to-workflow-map-quick-reference"/>
+    <w:bookmarkEnd w:id="34"/>
+    <w:bookmarkStart w:id="36" w:name="agent-to-workflow-map-quick-reference"/>
     <w:p>
       <w:pPr>
         <w:pStyle w:val="Heading1"/>
@@ -3034,6 +3130,14 @@
     </w:p>
     <w:tbl>
       <w:tblPr>
+        <w:tblBorders>
+          <w:top w:val="single" w:sz="6" w:space="0" w:color="AAAAAA"/>
+          <w:left w:val="single" w:sz="6" w:space="0" w:color="AAAAAA"/>
+          <w:bottom w:val="single" w:sz="6" w:space="0" w:color="AAAAAA"/>
+          <w:right w:val="single" w:sz="6" w:space="0" w:color="AAAAAA"/>
+          <w:insideH w:val="single" w:sz="6" w:space="0" w:color="AAAAAA"/>
+          <w:insideV w:val="single" w:sz="6" w:space="0" w:color="AAAAAA"/>
+        </w:tblBorders>
         <w:tblStyle w:val="Table"/>
         <w:tblW w:type="pct" w:w="5000"/>
         <w:tblLayout w:type="fixed"/>
@@ -3490,12 +3594,440 @@
         <w:t xml:space="preserve">CONFIDENTIAL - Enyrgy Inc - 5115 N 27th Ave, Bld 66, Phoenix, AZ 85017 - enyrgy.com - Sunlight. Evolved.</w:t>
       </w:r>
     </w:p>
-    <w:bookmarkEnd w:id="43"/>
+    <w:p>
+      <w:r>
+        <w:pict>
+          <v:rect style="width:0;height:1.5pt" o:hralign="center" o:hrstd="t" o:hr="t"/>
+        </w:pict>
+      </w:r>
+    </w:p>
+    <w:bookmarkStart w:id="35" w:name="content-marketing-weekly-content-engine"/>
+    <w:p>
+      <w:pPr>
+        <w:pStyle w:val="Heading2"/>
+      </w:pPr>
+      <w:r>
+        <w:t xml:space="preserve">17. Content Marketing (Weekly Content Engine)</w:t>
+      </w:r>
+    </w:p>
+    <w:p>
+      <w:pPr>
+        <w:pStyle w:val="FirstParagraph"/>
+      </w:pPr>
+      <w:r>
+        <w:rPr>
+          <w:b/>
+          <w:bCs/>
+        </w:rPr>
+        <w:t xml:space="preserve">NOT HIRED. Draft block, pending the decisions in</w:t>
+      </w:r>
+      <w:r>
+        <w:rPr>
+          <w:b/>
+          <w:bCs/>
+        </w:rPr>
+        <w:t xml:space="preserve"> </w:t>
+      </w:r>
+      <w:r>
+        <w:rPr>
+          <w:rStyle w:val="VerbatimChar"/>
+          <w:b/>
+          <w:bCs/>
+        </w:rPr>
+        <w:t xml:space="preserve">Enyrgy_Weekly_Content_Engine_Spec.md</w:t>
+      </w:r>
+      <w:r>
+        <w:rPr>
+          <w:b/>
+          <w:bCs/>
+        </w:rPr>
+        <w:t xml:space="preserve"> </w:t>
+      </w:r>
+      <w:r>
+        <w:rPr>
+          <w:b/>
+          <w:bCs/>
+        </w:rPr>
+        <w:t xml:space="preserve">Section 10.</w:t>
+      </w:r>
+      <w:r>
+        <w:t xml:space="preserve"> </w:t>
+      </w:r>
+      <w:r>
+        <w:t xml:space="preserve">The first of those is whether this agent should exist alongside Thea Cartier, who is a real hire owning organic social. Do not hire from this block until that is settled.</w:t>
+      </w:r>
+    </w:p>
+    <w:p>
+      <w:pPr>
+        <w:pStyle w:val="BlockText"/>
+      </w:pPr>
+      <w:r>
+        <w:rPr>
+          <w:b/>
+          <w:bCs/>
+        </w:rPr>
+        <w:t xml:space="preserve">Role:</w:t>
+      </w:r>
+      <w:r>
+        <w:t xml:space="preserve"> </w:t>
+      </w:r>
+      <w:r>
+        <w:t xml:space="preserve">You are the Content Marketing agent for Enyrgy Inc, producing outbound marketing content on a weekly cadence in GHL sub-account GtXjla7Ld1dordsTWrVy. You report to the CRO.</w:t>
+      </w:r>
+      <w:r>
+        <w:t xml:space="preserve"> </w:t>
+      </w:r>
+      <w:r>
+        <w:rPr>
+          <w:b/>
+          <w:bCs/>
+        </w:rPr>
+        <w:t xml:space="preserve">You are the writer and the scheduler. You are not the publisher.</w:t>
+      </w:r>
+    </w:p>
+    <w:p>
+      <w:pPr>
+        <w:pStyle w:val="BlockText"/>
+      </w:pPr>
+      <w:r>
+        <w:rPr>
+          <w:b/>
+          <w:bCs/>
+        </w:rPr>
+        <w:t xml:space="preserve">Trigger:</w:t>
+      </w:r>
+      <w:r>
+        <w:t xml:space="preserve"> </w:t>
+      </w:r>
+      <w:r>
+        <w:t xml:space="preserve">a</w:t>
+      </w:r>
+      <w:r>
+        <w:t xml:space="preserve"> </w:t>
+      </w:r>
+      <w:r>
+        <w:t xml:space="preserve">“Weekly Content”</w:t>
+      </w:r>
+      <w:r>
+        <w:t xml:space="preserve"> </w:t>
+      </w:r>
+      <w:r>
+        <w:t xml:space="preserve">run issue, created by the Monday routine or fired manually for a launch week.</w:t>
+      </w:r>
+    </w:p>
+    <w:p>
+      <w:pPr>
+        <w:pStyle w:val="BlockText"/>
+      </w:pPr>
+      <w:r>
+        <w:rPr>
+          <w:b/>
+          <w:bCs/>
+        </w:rPr>
+        <w:t xml:space="preserve">Own:</w:t>
+      </w:r>
+      <w:r>
+        <w:t xml:space="preserve"> </w:t>
+      </w:r>
+      <w:r>
+        <w:t xml:space="preserve">produce the week’s content set and stage it as drafts. One blog post as the anchor piece, a set of email posts derived from it, a set of organic social posts derived from it. Work in that order so the week reads as one campaign rather than four unrelated fragments. Self-check against compliance and brand before staging anything. Close the run issue with a summary: what you produced, the through-line, what a human must decide, and any fact you could not verify.</w:t>
+      </w:r>
+    </w:p>
+    <w:p>
+      <w:pPr>
+        <w:pStyle w:val="BlockText"/>
+      </w:pPr>
+      <w:r>
+        <w:rPr>
+          <w:b/>
+          <w:bCs/>
+        </w:rPr>
+        <w:t xml:space="preserve">Ads are out of scope in v1.</w:t>
+      </w:r>
+      <w:r>
+        <w:t xml:space="preserve"> </w:t>
+      </w:r>
+      <w:r>
+        <w:t xml:space="preserve">“Zero paid advertising to date”</w:t>
+      </w:r>
+      <w:r>
+        <w:t xml:space="preserve"> </w:t>
+      </w:r>
+      <w:r>
+        <w:t xml:space="preserve">is a live approved claim in KB Sections 1 and 6, in drip copy, and in the Q2 2026 investor update. Do not draft paid ad copy until that claim has been retired deliberately and the KB updated.</w:t>
+      </w:r>
+    </w:p>
+    <w:p>
+      <w:pPr>
+        <w:pStyle w:val="BlockText"/>
+      </w:pPr>
+      <w:r>
+        <w:rPr>
+          <w:b/>
+          <w:bCs/>
+        </w:rPr>
+        <w:t xml:space="preserve">Compliance gate, before you stage anything:</w:t>
+      </w:r>
+      <w:r>
+        <w:t xml:space="preserve"> </w:t>
+      </w:r>
+      <w:r>
+        <w:t xml:space="preserve">scan every client-facing string against</w:t>
+      </w:r>
+      <w:r>
+        <w:t xml:space="preserve"> </w:t>
+      </w:r>
+      <w:r>
+        <w:rPr>
+          <w:b/>
+          <w:bCs/>
+        </w:rPr>
+        <w:t xml:space="preserve">KB Section 11</w:t>
+      </w:r>
+      <w:r>
+        <w:t xml:space="preserve"> </w:t>
+      </w:r>
+      <w:r>
+        <w:t xml:space="preserve">(prohibited words),</w:t>
+      </w:r>
+      <w:r>
+        <w:t xml:space="preserve"> </w:t>
+      </w:r>
+      <w:r>
+        <w:rPr>
+          <w:b/>
+          <w:bCs/>
+        </w:rPr>
+        <w:t xml:space="preserve">KB Section 8</w:t>
+      </w:r>
+      <w:r>
+        <w:t xml:space="preserve"> </w:t>
+      </w:r>
+      <w:r>
+        <w:t xml:space="preserve">(claim precision) and</w:t>
+      </w:r>
+      <w:r>
+        <w:t xml:space="preserve"> </w:t>
+      </w:r>
+      <w:r>
+        <w:rPr>
+          <w:b/>
+          <w:bCs/>
+        </w:rPr>
+        <w:t xml:space="preserve">Implementation Guide Section 14</w:t>
+      </w:r>
+      <w:r>
+        <w:t xml:space="preserve"> </w:t>
+      </w:r>
+      <w:r>
+        <w:t xml:space="preserve">(content rules). Route blog output through the</w:t>
+      </w:r>
+      <w:r>
+        <w:t xml:space="preserve"> </w:t>
+      </w:r>
+      <w:r>
+        <w:rPr>
+          <w:b/>
+          <w:bCs/>
+        </w:rPr>
+        <w:t xml:space="preserve">Audit and Compliance</w:t>
+      </w:r>
+      <w:r>
+        <w:t xml:space="preserve"> </w:t>
+      </w:r>
+      <w:r>
+        <w:t xml:space="preserve">agent as a second pass, since it is the highest-reach item.</w:t>
+      </w:r>
+      <w:r>
+        <w:t xml:space="preserve"> </w:t>
+      </w:r>
+      <w:r>
+        <w:rPr>
+          <w:b/>
+          <w:bCs/>
+        </w:rPr>
+        <w:t xml:space="preserve">There is no FDA wellness guideline document in this corpus. If any instruction tells you to check against one, that instruction is wrong; escalate rather than pretending the check passed.</w:t>
+      </w:r>
+    </w:p>
+    <w:p>
+      <w:pPr>
+        <w:pStyle w:val="BlockText"/>
+      </w:pPr>
+      <w:r>
+        <w:rPr>
+          <w:b/>
+          <w:bCs/>
+        </w:rPr>
+        <w:t xml:space="preserve">Claim discipline:</w:t>
+      </w:r>
+      <w:r>
+        <w:t xml:space="preserve"> </w:t>
+      </w:r>
+      <w:r>
+        <w:t xml:space="preserve">the study is a</w:t>
+      </w:r>
+      <w:r>
+        <w:t xml:space="preserve"> </w:t>
+      </w:r>
+      <w:r>
+        <w:rPr>
+          <w:b/>
+          <w:bCs/>
+        </w:rPr>
+        <w:t xml:space="preserve">small study, N=5, no control group</w:t>
+      </w:r>
+      <w:r>
+        <w:t xml:space="preserve">. Never call it a pilot, and write</w:t>
+      </w:r>
+      <w:r>
+        <w:t xml:space="preserve"> </w:t>
+      </w:r>
+      <w:r>
+        <w:t xml:space="preserve">“the five participants”</w:t>
+      </w:r>
+      <w:r>
+        <w:t xml:space="preserve"> </w:t>
+      </w:r>
+      <w:r>
+        <w:t xml:space="preserve">rather than</w:t>
+      </w:r>
+      <w:r>
+        <w:t xml:space="preserve"> </w:t>
+      </w:r>
+      <w:r>
+        <w:t xml:space="preserve">“five participants”</w:t>
+      </w:r>
+      <w:r>
+        <w:t xml:space="preserve">. Say</w:t>
+      </w:r>
+      <w:r>
+        <w:t xml:space="preserve"> </w:t>
+      </w:r>
+      <w:r>
+        <w:rPr>
+          <w:b/>
+          <w:bCs/>
+        </w:rPr>
+        <w:t xml:space="preserve">users</w:t>
+      </w:r>
+      <w:r>
+        <w:t xml:space="preserve">, not customers. The supplement statistic is only ever</w:t>
+      </w:r>
+      <w:r>
+        <w:t xml:space="preserve"> </w:t>
+      </w:r>
+      <w:r>
+        <w:t xml:space="preserve">“in research clinical trials, about one in four participants were low responders to vitamin D supplementation”</w:t>
+      </w:r>
+      <w:r>
+        <w:t xml:space="preserve">.</w:t>
+      </w:r>
+    </w:p>
+    <w:p>
+      <w:pPr>
+        <w:pStyle w:val="BlockText"/>
+      </w:pPr>
+      <w:r>
+        <w:rPr>
+          <w:b/>
+          <w:bCs/>
+        </w:rPr>
+        <w:t xml:space="preserve">Links:</w:t>
+      </w:r>
+      <w:r>
+        <w:t xml:space="preserve"> </w:t>
+      </w:r>
+      <w:r>
+        <w:t xml:space="preserve">every URL comes from</w:t>
+      </w:r>
+      <w:r>
+        <w:t xml:space="preserve"> </w:t>
+      </w:r>
+      <w:r>
+        <w:rPr>
+          <w:rStyle w:val="VerbatimChar"/>
+        </w:rPr>
+        <w:t xml:space="preserve">campaigns/_LINKS.md</w:t>
+      </w:r>
+      <w:r>
+        <w:t xml:space="preserve">. Never hand-type a funnel URL.</w:t>
+      </w:r>
+    </w:p>
+    <w:p>
+      <w:pPr>
+        <w:pStyle w:val="BlockText"/>
+      </w:pPr>
+      <w:r>
+        <w:rPr>
+          <w:b/>
+          <w:bCs/>
+        </w:rPr>
+        <w:t xml:space="preserve">Capture habit:</w:t>
+      </w:r>
+      <w:r>
+        <w:t xml:space="preserve"> </w:t>
+      </w:r>
+      <w:r>
+        <w:t xml:space="preserve">staged copy is written back to</w:t>
+      </w:r>
+      <w:r>
+        <w:t xml:space="preserve"> </w:t>
+      </w:r>
+      <w:r>
+        <w:rPr>
+          <w:rStyle w:val="VerbatimChar"/>
+        </w:rPr>
+        <w:t xml:space="preserve">campaigns/</w:t>
+      </w:r>
+      <w:r>
+        <w:t xml:space="preserve"> </w:t>
+      </w:r>
+      <w:r>
+        <w:t xml:space="preserve">in the same run that produces it. Standing Rule 9: save the artifact, not a description of it.</w:t>
+      </w:r>
+    </w:p>
+    <w:p>
+      <w:pPr>
+        <w:pStyle w:val="BlockText"/>
+      </w:pPr>
+      <w:r>
+        <w:rPr>
+          <w:b/>
+          <w:bCs/>
+        </w:rPr>
+        <w:t xml:space="preserve">Never:</w:t>
+      </w:r>
+      <w:r>
+        <w:t xml:space="preserve"> </w:t>
+      </w:r>
+      <w:r>
+        <w:t xml:space="preserve">publish or schedule anything live, produce investor financial content, touch accreditation-gated material, or spend money. If asked to publish directly, refuse and escalate to the CRO.</w:t>
+      </w:r>
+    </w:p>
+    <w:p>
+      <w:pPr>
+        <w:pStyle w:val="BlockText"/>
+      </w:pPr>
+      <w:r>
+        <w:rPr>
+          <w:b/>
+          <w:bCs/>
+        </w:rPr>
+        <w:t xml:space="preserve">Facts:</w:t>
+      </w:r>
+      <w:r>
+        <w:t xml:space="preserve"> </w:t>
+      </w:r>
+      <w:r>
+        <w:t xml:space="preserve">read only from the shared knowledge base. Brand voice is peer-to-peer, Sunrise Orange #E64C38, Montserrat, no em-dashes.</w:t>
+      </w:r>
+    </w:p>
+    <w:bookmarkEnd w:id="35"/>
+    <w:bookmarkEnd w:id="36"/>
     <w:sectPr>
-      <w:pgSz w:h="15840" w:orient="portrait" w:w="12240"/>
-      <w:pgMar w:bottom="1440" w:footer="708" w:gutter="0" w:header="708" w:left="1440" w:right="1440" w:top="1440"/>
-      <w:pgNumType/>
-      <w:docGrid w:linePitch="360"/>
+      <w:footnotePr>
+        <w:numRestart w:val="eachSect"/>
+      </w:footnotePr>
     </w:sectPr>
   </w:body>
 </w:document>
@@ -3505,28 +4037,6 @@
 <w:comments xmlns:w="http://schemas.openxmlformats.org/wordprocessingml/2006/main" xmlns:m="http://schemas.openxmlformats.org/officeDocument/2006/math" xmlns:r="http://schemas.openxmlformats.org/officeDocument/2006/relationships" xmlns:o="urn:schemas-microsoft-com:office:office" xmlns:v="urn:schemas-microsoft-com:vml" xmlns:w10="urn:schemas-microsoft-com:office:word" xmlns:a="http://schemas.openxmlformats.org/drawingml/2006/main" xmlns:pic="http://schemas.openxmlformats.org/drawingml/2006/picture" xmlns:wp="http://schemas.openxmlformats.org/drawingml/2006/wordprocessingDrawing"/>
 </file>
 
-<file path=word/footer1.xml><?xml version="1.0" encoding="utf-8"?>
-<w:ftr xmlns:wpc="http://schemas.microsoft.com/office/word/2010/wordprocessingCanvas" xmlns:mc="http://schemas.openxmlformats.org/markup-compatibility/2006" xmlns:o="urn:schemas-microsoft-com:office:office" xmlns:r="http://schemas.openxmlformats.org/officeDocument/2006/relationships" xmlns:m="http://schemas.openxmlformats.org/officeDocument/2006/math" xmlns:v="urn:schemas-microsoft-com:vml" xmlns:wp14="http://schemas.microsoft.com/office/word/2010/wordprocessingDrawing" xmlns:wp="http://schemas.openxmlformats.org/drawingml/2006/wordprocessingDrawing" xmlns:w10="urn:schemas-microsoft-com:office:word" xmlns:w="http://schemas.openxmlformats.org/wordprocessingml/2006/main" xmlns:w14="http://schemas.microsoft.com/office/word/2010/wordml" xmlns:w15="http://schemas.microsoft.com/office/word/2012/wordml" xmlns:wpg="http://schemas.microsoft.com/office/word/2010/wordprocessingGroup" xmlns:wpi="http://schemas.microsoft.com/office/word/2010/wordprocessingInk" xmlns:wne="http://schemas.microsoft.com/office/word/2006/wordml" xmlns:wps="http://schemas.microsoft.com/office/word/2010/wordprocessingShape">
-  <w:p>
-    <w:pPr>
-      <w:jc w:val="center"/>
-    </w:pPr>
-    <w:r>
-      <w:rPr>
-        <w:rFonts w:ascii="Montserrat" w:cs="Montserrat" w:eastAsia="Montserrat" w:hAnsi="Montserrat"/>
-        <w:color w:val="6B6B66"/>
-        <w:sz w:val="16"/>
-        <w:szCs w:val="16"/>
-      </w:rPr>
-      <w:fldChar w:fldCharType="begin"/>
-      <w:instrText xml:space="preserve">PAGE</w:instrText>
-      <w:fldChar w:fldCharType="separate"/>
-      <w:fldChar w:fldCharType="end"/>
-    </w:r>
-  </w:p>
-</w:ftr>
-</file>
-
 <file path=word/footnotes.xml><?xml version="1.0" encoding="utf-8"?>
 <w:footnotes xmlns:w="http://schemas.openxmlformats.org/wordprocessingml/2006/main" xmlns:m="http://schemas.openxmlformats.org/officeDocument/2006/math" xmlns:r="http://schemas.openxmlformats.org/officeDocument/2006/relationships" xmlns:o="urn:schemas-microsoft-com:office:office" xmlns:v="urn:schemas-microsoft-com:vml" xmlns:w10="urn:schemas-microsoft-com:office:word" xmlns:a="http://schemas.openxmlformats.org/drawingml/2006/main" xmlns:pic="http://schemas.openxmlformats.org/drawingml/2006/picture" xmlns:wp="http://schemas.openxmlformats.org/drawingml/2006/wordprocessingDrawing">
   <w:footnote w:type="continuationSeparator" w:id="0">
@@ -3546,117 +4056,8 @@
 </w:footnotes>
 </file>
 
-<file path=word/header1.xml><?xml version="1.0" encoding="utf-8"?>
-<w:hdr xmlns:wpc="http://schemas.microsoft.com/office/word/2010/wordprocessingCanvas" xmlns:mc="http://schemas.openxmlformats.org/markup-compatibility/2006" xmlns:o="urn:schemas-microsoft-com:office:office" xmlns:r="http://schemas.openxmlformats.org/officeDocument/2006/relationships" xmlns:m="http://schemas.openxmlformats.org/officeDocument/2006/math" xmlns:v="urn:schemas-microsoft-com:vml" xmlns:wp14="http://schemas.microsoft.com/office/word/2010/wordprocessingDrawing" xmlns:wp="http://schemas.openxmlformats.org/drawingml/2006/wordprocessingDrawing" xmlns:w10="urn:schemas-microsoft-com:office:word" xmlns:w="http://schemas.openxmlformats.org/wordprocessingml/2006/main" xmlns:w14="http://schemas.microsoft.com/office/word/2010/wordml" xmlns:w15="http://schemas.microsoft.com/office/word/2012/wordml" xmlns:wpg="http://schemas.microsoft.com/office/word/2010/wordprocessingGroup" xmlns:wpi="http://schemas.microsoft.com/office/word/2010/wordprocessingInk" xmlns:wne="http://schemas.microsoft.com/office/word/2006/wordml" xmlns:wps="http://schemas.microsoft.com/office/word/2010/wordprocessingShape" xmlns:cx="http://schemas.microsoft.com/office/drawing/2014/chartex" xmlns:cx1="http://schemas.microsoft.com/office/drawing/2015/9/8/chartex" xmlns:cx2="http://schemas.microsoft.com/office/drawing/2015/10/21/chartex" xmlns:cx3="http://schemas.microsoft.com/office/drawing/2016/5/9/chartex" xmlns:cx4="http://schemas.microsoft.com/office/drawing/2016/5/10/chartex" xmlns:cx5="http://schemas.microsoft.com/office/drawing/2016/5/11/chartex" xmlns:cx6="http://schemas.microsoft.com/office/drawing/2016/5/12/chartex" xmlns:cx7="http://schemas.microsoft.com/office/drawing/2016/5/13/chartex" xmlns:cx8="http://schemas.microsoft.com/office/drawing/2016/5/14/chartex" xmlns:w16cid="http://schemas.microsoft.com/office/word/2016/wordml/cid" xmlns:w16se="http://schemas.microsoft.com/office/word/2015/wordml/symex">
-  <w:p>
-    <w:pPr>
-      <w:pBdr>
-        <w:bottom w:val="single" w:color="E64C38" w:sz="8"/>
-      </w:pBdr>
-      <w:spacing w:after="120"/>
-      <w:jc w:val="left"/>
-    </w:pPr>
-    <w:r>
-      <w:rPr>
-        <w:rFonts w:ascii="Montserrat" w:cs="Montserrat" w:eastAsia="Montserrat" w:hAnsi="Montserrat"/>
-        <w:b/>
-        <w:bCs/>
-        <w:color w:val="E64C38"/>
-        <w:sz w:val="16"/>
-        <w:szCs w:val="16"/>
-      </w:rPr>
-      <w:t xml:space="preserve">Enyrgy Paperclip Agent Instruction Blocks</w:t>
-    </w:r>
-  </w:p>
-</w:hdr>
-</file>
-
 <file path=word/numbering.xml><?xml version="1.0" encoding="utf-8"?>
-<w:numbering xmlns:m="http://schemas.openxmlformats.org/officeDocument/2006/math" xmlns:mc="http://schemas.openxmlformats.org/markup-compatibility/2006" xmlns:o="urn:schemas-microsoft-com:office:office" xmlns:r="http://schemas.openxmlformats.org/officeDocument/2006/relationships" xmlns:v="urn:schemas-microsoft-com:vml" xmlns:w="http://schemas.openxmlformats.org/wordprocessingml/2006/main" xmlns:w10="urn:schemas-microsoft-com:office:word" xmlns:w14="http://schemas.microsoft.com/office/word/2010/wordml" xmlns:w15="http://schemas.microsoft.com/office/word/2012/wordml" xmlns:wne="http://schemas.microsoft.com/office/word/2006/wordml" xmlns:wp="http://schemas.openxmlformats.org/drawingml/2006/wordprocessingDrawing" xmlns:wp14="http://schemas.microsoft.com/office/word/2010/wordprocessingDrawing" xmlns:wpc="http://schemas.microsoft.com/office/word/2010/wordprocessingCanvas" xmlns:wpg="http://schemas.microsoft.com/office/word/2010/wordprocessingGroup" xmlns:wpi="http://schemas.microsoft.com/office/word/2010/wordprocessingInk" xmlns:wps="http://schemas.microsoft.com/office/word/2010/wordprocessingShape" mc:Ignorable="w14 w15 wp14">
-  <w:abstractNum w15:restartNumberingAfterBreak="0" w:abstractNumId="1">
-    <w:multiLevelType w:val="hybridMultilevel"/>
-    <w:lvl w15:tentative="1" w:ilvl="0">
-      <w:start w:val="1"/>
-      <w:numFmt w:val="bullet"/>
-      <w:lvlText w:val="●"/>
-      <w:lvlJc w:val="left"/>
-      <w:pPr>
-        <w:ind w:hanging="360" w:left="720"/>
-      </w:pPr>
-    </w:lvl>
-    <w:lvl w15:tentative="1" w:ilvl="1">
-      <w:start w:val="1"/>
-      <w:numFmt w:val="bullet"/>
-      <w:lvlText w:val="○"/>
-      <w:lvlJc w:val="left"/>
-      <w:pPr>
-        <w:ind w:hanging="360" w:left="1440"/>
-      </w:pPr>
-    </w:lvl>
-    <w:lvl w15:tentative="1" w:ilvl="2">
-      <w:start w:val="1"/>
-      <w:numFmt w:val="bullet"/>
-      <w:lvlText w:val="■"/>
-      <w:lvlJc w:val="left"/>
-      <w:pPr>
-        <w:ind w:hanging="360" w:left="2160"/>
-      </w:pPr>
-    </w:lvl>
-    <w:lvl w15:tentative="1" w:ilvl="3">
-      <w:start w:val="1"/>
-      <w:numFmt w:val="bullet"/>
-      <w:lvlText w:val="●"/>
-      <w:lvlJc w:val="left"/>
-      <w:pPr>
-        <w:ind w:hanging="360" w:left="2880"/>
-      </w:pPr>
-    </w:lvl>
-    <w:lvl w15:tentative="1" w:ilvl="4">
-      <w:start w:val="1"/>
-      <w:numFmt w:val="bullet"/>
-      <w:lvlText w:val="○"/>
-      <w:lvlJc w:val="left"/>
-      <w:pPr>
-        <w:ind w:hanging="360" w:left="3600"/>
-      </w:pPr>
-    </w:lvl>
-    <w:lvl w15:tentative="1" w:ilvl="5">
-      <w:start w:val="1"/>
-      <w:numFmt w:val="bullet"/>
-      <w:lvlText w:val="■"/>
-      <w:lvlJc w:val="left"/>
-      <w:pPr>
-        <w:ind w:hanging="360" w:left="4320"/>
-      </w:pPr>
-    </w:lvl>
-    <w:lvl w15:tentative="1" w:ilvl="6">
-      <w:start w:val="1"/>
-      <w:numFmt w:val="bullet"/>
-      <w:lvlText w:val="●"/>
-      <w:lvlJc w:val="left"/>
-      <w:pPr>
-        <w:ind w:hanging="360" w:left="5040"/>
-      </w:pPr>
-    </w:lvl>
-    <w:lvl w15:tentative="1" w:ilvl="7">
-      <w:start w:val="1"/>
-      <w:numFmt w:val="bullet"/>
-      <w:lvlText w:val="●"/>
-      <w:lvlJc w:val="left"/>
-      <w:pPr>
-        <w:ind w:hanging="360" w:left="5760"/>
-      </w:pPr>
-    </w:lvl>
-    <w:lvl w15:tentative="1" w:ilvl="8">
-      <w:start w:val="1"/>
-      <w:numFmt w:val="bullet"/>
-      <w:lvlText w:val="●"/>
-      <w:lvlJc w:val="left"/>
-      <w:pPr>
-        <w:ind w:hanging="360" w:left="6480"/>
-      </w:pPr>
-    </w:lvl>
-  </w:abstractNum>
+<w:numbering xmlns:w="http://schemas.openxmlformats.org/wordprocessingml/2006/main">
   <w:abstractNum w:abstractNumId="990">
     <w:nsid w:val="0000A990"/>
     <w:multiLevelType w:val="multilevel"/>
@@ -3921,12 +4322,6 @@
       </w:rPr>
     </w:lvl>
   </w:abstractNum>
-  <w:num w:numId="1">
-    <w:abstractNumId w:val="1"/>
-    <w:lvlOverride w:ilvl="0">
-      <w:startOverride w:val="1"/>
-    </w:lvlOverride>
-  </w:num>
   <w:num w:numId="1000">
     <w:abstractNumId w:val="990"/>
   </w:num>
@@ -3970,669 +4365,660 @@
 </file>
 
 <file path=word/styles.xml><?xml version="1.0" encoding="utf-8"?>
-<w:styles xmlns:mc="http://schemas.openxmlformats.org/markup-compatibility/2006" xmlns:r="http://schemas.openxmlformats.org/officeDocument/2006/relationships" xmlns:w="http://schemas.openxmlformats.org/wordprocessingml/2006/main" xmlns:w14="http://schemas.microsoft.com/office/word/2010/wordml" xmlns:w15="http://schemas.microsoft.com/office/word/2012/wordml" mc:Ignorable="w14 w15">
+<w:styles xmlns:r="http://schemas.openxmlformats.org/officeDocument/2006/relationships" xmlns:w="http://schemas.openxmlformats.org/wordprocessingml/2006/main">
   <w:docDefaults>
     <w:rPrDefault>
       <w:rPr>
-        <w:rFonts w:ascii="Montserrat" w:cs="Montserrat" w:eastAsia="Montserrat" w:hAnsi="Montserrat"/>
-        <w:color w:val="1A1A1A"/>
-        <w:sz w:val="21"/>
-        <w:szCs w:val="21"/>
+        <w:rFonts w:asciiTheme="minorHAnsi" w:cstheme="minorBidi" w:eastAsiaTheme="minorEastAsia" w:hAnsiTheme="minorHAnsi"/>
+        <w:sz w:val="24"/>
+        <w:szCs w:val="24"/>
+        <w:lang w:bidi="ar-SA" w:eastAsia="zh-CN" w:val="en-US"/>
       </w:rPr>
     </w:rPrDefault>
-    <w:pPrDefault/>
+    <w:pPrDefault>
+      <w:pPr>
+        <w:spacing w:after="200"/>
+      </w:pPr>
+    </w:pPrDefault>
   </w:docDefaults>
+  <w:latentStyles w:count="276" w:defLockedState="0" w:defQFormat="0" w:defSemiHidden="0" w:defUIPriority="0" w:defUnhideWhenUsed="0"/>
+  <w:style w:default="1" w:styleId="Normal" w:type="paragraph">
+    <w:name w:val="Normal"/>
+    <w:qFormat/>
+  </w:style>
+  <w:style w:styleId="BodyText" w:type="paragraph">
+    <w:name w:val="Body Text"/>
+    <w:basedOn w:val="Normal"/>
+    <w:link w:val="BodyTextChar"/>
+    <w:qFormat/>
+    <w:pPr>
+      <w:spacing w:after="180" w:before="180"/>
+    </w:pPr>
+  </w:style>
+  <w:style w:customStyle="1" w:styleId="FirstParagraph" w:type="paragraph">
+    <w:name w:val="First Paragraph"/>
+    <w:basedOn w:val="BodyText"/>
+    <w:next w:val="BodyText"/>
+    <w:qFormat/>
+  </w:style>
+  <w:style w:customStyle="1" w:styleId="Compact" w:type="paragraph">
+    <w:name w:val="Compact"/>
+    <w:basedOn w:val="BodyText"/>
+    <w:qFormat/>
+    <w:pPr>
+      <w:spacing w:after="36" w:before="36"/>
+    </w:pPr>
+  </w:style>
   <w:style w:styleId="Title" w:type="paragraph">
     <w:name w:val="Title"/>
     <w:basedOn w:val="Normal"/>
-    <w:next w:val="Normal"/>
+    <w:next w:val="BodyText"/>
+    <w:link w:val="TitleChar"/>
+    <w:uiPriority w:val="10"/>
     <w:qFormat/>
-    <w:rPr>
+    <w:rsid w:val="00A10FD9"/>
+    <w:pPr>
+      <w:spacing w:after="80" w:line="240" w:lineRule="auto"/>
+      <w:contextualSpacing/>
+      <w:jc w:val="center"/>
+    </w:pPr>
+    <w:rPr>
+      <w:rFonts w:asciiTheme="majorHAnsi" w:cstheme="majorBidi" w:eastAsiaTheme="majorEastAsia" w:hAnsiTheme="majorHAnsi"/>
       <w:sz w:val="56"/>
       <w:szCs w:val="56"/>
     </w:rPr>
   </w:style>
+  <w:style w:customStyle="1" w:styleId="TitleChar" w:type="character">
+    <w:name w:val="Title Char"/>
+    <w:basedOn w:val="DefaultParagraphFont"/>
+    <w:link w:val="Title"/>
+    <w:uiPriority w:val="10"/>
+    <w:rsid w:val="00A10FD9"/>
+    <w:rPr>
+      <w:rFonts w:asciiTheme="majorHAnsi" w:cstheme="majorBidi" w:eastAsiaTheme="majorEastAsia" w:hAnsiTheme="majorHAnsi"/>
+      <w:sz w:val="56"/>
+      <w:szCs w:val="56"/>
+    </w:rPr>
+  </w:style>
+  <w:style w:styleId="Subtitle" w:type="paragraph">
+    <w:name w:val="Subtitle"/>
+    <w:basedOn w:val="Title"/>
+    <w:next w:val="BodyText"/>
+    <w:link w:val="SubtitleChar"/>
+    <w:uiPriority w:val="11"/>
+    <w:qFormat/>
+    <w:rsid w:val="00A10FD9"/>
+    <w:pPr>
+      <w:numPr>
+        <w:ilvl w:val="1"/>
+      </w:numPr>
+    </w:pPr>
+    <w:rPr>
+      <w:rFonts w:cstheme="majorBidi" w:eastAsiaTheme="majorEastAsia"/>
+      <w:spacing w:val="15"/>
+      <w:sz w:val="28"/>
+      <w:szCs w:val="28"/>
+    </w:rPr>
+  </w:style>
+  <w:style w:customStyle="1" w:styleId="SubtitleChar" w:type="character">
+    <w:name w:val="Subtitle Char"/>
+    <w:basedOn w:val="DefaultParagraphFont"/>
+    <w:link w:val="Subtitle"/>
+    <w:uiPriority w:val="11"/>
+    <w:rsid w:val="00A10FD9"/>
+    <w:rPr>
+      <w:rFonts w:cstheme="majorBidi" w:eastAsiaTheme="majorEastAsia"/>
+      <w:color w:themeColor="text1" w:themeTint="A6" w:val="595959"/>
+      <w:spacing w:val="15"/>
+      <w:sz w:val="28"/>
+      <w:szCs w:val="28"/>
+    </w:rPr>
+  </w:style>
+  <w:style w:customStyle="1" w:styleId="Author" w:type="paragraph">
+    <w:name w:val="Author"/>
+    <w:basedOn w:val="Title"/>
+    <w:next w:val="BodyText"/>
+    <w:qFormat/>
+    <w:pPr>
+      <w:keepNext/>
+      <w:keepLines/>
+    </w:pPr>
+    <w:rPr>
+      <w:sz w:val="24"/>
+      <w:szCs w:val="24"/>
+    </w:rPr>
+  </w:style>
+  <w:style w:styleId="Date" w:type="paragraph">
+    <w:name w:val="Date"/>
+    <w:basedOn w:val="Title"/>
+    <w:next w:val="BodyText"/>
+    <w:qFormat/>
+    <w:pPr>
+      <w:keepNext/>
+      <w:keepLines/>
+    </w:pPr>
+    <w:rPr>
+      <w:sz w:val="24"/>
+      <w:szCs w:val="24"/>
+    </w:rPr>
+  </w:style>
+  <w:style w:customStyle="1" w:styleId="AbstractTitle" w:type="paragraph">
+    <w:name w:val="Abstract Title"/>
+    <w:basedOn w:val="Normal"/>
+    <w:next w:val="Abstract"/>
+    <w:qFormat/>
+    <w:pPr>
+      <w:keepNext/>
+      <w:keepLines/>
+      <w:spacing w:after="0" w:before="300"/>
+      <w:jc w:val="center"/>
+    </w:pPr>
+    <w:rPr>
+      <w:b/>
+      <w:sz w:val="20"/>
+      <w:szCs w:val="20"/>
+    </w:rPr>
+  </w:style>
+  <w:style w:customStyle="1" w:styleId="Abstract" w:type="paragraph">
+    <w:name w:val="Abstract"/>
+    <w:basedOn w:val="Normal"/>
+    <w:next w:val="BodyText"/>
+    <w:qFormat/>
+    <w:pPr>
+      <w:keepNext/>
+      <w:keepLines/>
+      <w:spacing w:after="300" w:before="100"/>
+    </w:pPr>
+    <w:rPr>
+      <w:sz w:val="20"/>
+      <w:szCs w:val="20"/>
+    </w:rPr>
+  </w:style>
+  <w:style w:styleId="Bibliography" w:type="paragraph">
+    <w:name w:val="Bibliography"/>
+    <w:basedOn w:val="Normal"/>
+    <w:next w:val="Bibliography"/>
+    <w:qFormat/>
+    <w:pPr/>
+    <w:rPr/>
+  </w:style>
   <w:style w:styleId="Heading1" w:type="paragraph">
-    <w:name w:val="Heading 1"/>
+    <w:name w:val="heading 1"/>
     <w:basedOn w:val="Normal"/>
-    <w:next w:val="Normal"/>
+    <w:next w:val="BodyText"/>
+    <w:link w:val="Heading1Char"/>
+    <w:uiPriority w:val="9"/>
     <w:qFormat/>
-    <w:rPr>
-      <w:color w:val="2E74B5"/>
+    <w:rsid w:val="00A10FD9"/>
+    <w:pPr>
+      <w:keepNext/>
+      <w:keepLines/>
+      <w:spacing w:after="80" w:before="360"/>
+      <w:outlineLvl w:val="0"/>
+    </w:pPr>
+    <w:rPr>
+      <w:rFonts w:asciiTheme="majorHAnsi" w:cstheme="majorBidi" w:eastAsiaTheme="majorEastAsia" w:hAnsiTheme="majorHAnsi"/>
+      <w:color w:themeColor="accent1" w:themeShade="BF" w:val="0F4761"/>
+      <w:sz w:val="40"/>
+      <w:szCs w:val="40"/>
+    </w:rPr>
+  </w:style>
+  <w:style w:styleId="Heading2" w:type="paragraph">
+    <w:name w:val="heading 2"/>
+    <w:basedOn w:val="Normal"/>
+    <w:next w:val="BodyText"/>
+    <w:link w:val="Heading2Char"/>
+    <w:uiPriority w:val="9"/>
+    <w:semiHidden/>
+    <w:unhideWhenUsed/>
+    <w:qFormat/>
+    <w:rsid w:val="00A10FD9"/>
+    <w:pPr>
+      <w:keepNext/>
+      <w:keepLines/>
+      <w:spacing w:after="80" w:before="160"/>
+      <w:outlineLvl w:val="1"/>
+    </w:pPr>
+    <w:rPr>
+      <w:rFonts w:asciiTheme="majorHAnsi" w:cstheme="majorBidi" w:eastAsiaTheme="majorEastAsia" w:hAnsiTheme="majorHAnsi"/>
+      <w:color w:themeColor="accent1" w:themeShade="BF" w:val="0F4761"/>
       <w:sz w:val="32"/>
       <w:szCs w:val="32"/>
     </w:rPr>
   </w:style>
-  <w:style w:styleId="Heading2" w:type="paragraph">
-    <w:name w:val="Heading 2"/>
+  <w:style w:styleId="Heading3" w:type="paragraph">
+    <w:name w:val="heading 3"/>
     <w:basedOn w:val="Normal"/>
-    <w:next w:val="Normal"/>
+    <w:next w:val="BodyText"/>
+    <w:link w:val="Heading3Char"/>
+    <w:uiPriority w:val="9"/>
+    <w:semiHidden/>
+    <w:unhideWhenUsed/>
     <w:qFormat/>
-    <w:rPr>
-      <w:color w:val="2E74B5"/>
-      <w:sz w:val="26"/>
-      <w:szCs w:val="26"/>
-    </w:rPr>
-  </w:style>
-  <w:style w:styleId="Heading3" w:type="paragraph">
-    <w:name w:val="Heading 3"/>
+    <w:rsid w:val="00A10FD9"/>
+    <w:pPr>
+      <w:keepNext/>
+      <w:keepLines/>
+      <w:spacing w:after="80" w:before="160"/>
+      <w:outlineLvl w:val="2"/>
+    </w:pPr>
+    <w:rPr>
+      <w:rFonts w:cstheme="majorBidi" w:eastAsiaTheme="majorEastAsia"/>
+      <w:color w:themeColor="accent1" w:themeShade="BF" w:val="0F4761"/>
+      <w:sz w:val="28"/>
+      <w:szCs w:val="28"/>
+    </w:rPr>
+  </w:style>
+  <w:style w:styleId="Heading4" w:type="paragraph">
+    <w:name w:val="heading 4"/>
     <w:basedOn w:val="Normal"/>
-    <w:next w:val="Normal"/>
+    <w:next w:val="BodyText"/>
+    <w:link w:val="Heading4Char"/>
+    <w:uiPriority w:val="9"/>
+    <w:semiHidden/>
+    <w:unhideWhenUsed/>
     <w:qFormat/>
-    <w:rPr>
-      <w:color w:val="1F4D78"/>
-      <w:sz w:val="24"/>
-      <w:szCs w:val="24"/>
-    </w:rPr>
-  </w:style>
-  <w:style w:styleId="Heading4" w:type="paragraph">
-    <w:name w:val="Heading 4"/>
-    <w:basedOn w:val="Normal"/>
-    <w:next w:val="Normal"/>
-    <w:qFormat/>
-    <w:rPr>
+    <w:rsid w:val="00A10FD9"/>
+    <w:pPr>
+      <w:keepNext/>
+      <w:keepLines/>
+      <w:spacing w:after="40" w:before="80"/>
+      <w:outlineLvl w:val="3"/>
+    </w:pPr>
+    <w:rPr>
+      <w:rFonts w:cstheme="majorBidi" w:eastAsiaTheme="majorEastAsia"/>
       <w:i/>
       <w:iCs/>
-      <w:color w:val="2E74B5"/>
+      <w:color w:themeColor="accent1" w:themeShade="BF" w:val="0F4761"/>
     </w:rPr>
   </w:style>
   <w:style w:styleId="Heading5" w:type="paragraph">
-    <w:name w:val="Heading 5"/>
+    <w:name w:val="heading 5"/>
     <w:basedOn w:val="Normal"/>
-    <w:next w:val="Normal"/>
+    <w:next w:val="BodyText"/>
+    <w:link w:val="Heading5Char"/>
+    <w:uiPriority w:val="9"/>
+    <w:semiHidden/>
+    <w:unhideWhenUsed/>
     <w:qFormat/>
-    <w:rPr>
-      <w:color w:val="2E74B5"/>
+    <w:rsid w:val="00A10FD9"/>
+    <w:pPr>
+      <w:keepNext/>
+      <w:keepLines/>
+      <w:spacing w:after="40" w:before="80"/>
+      <w:outlineLvl w:val="4"/>
+    </w:pPr>
+    <w:rPr>
+      <w:rFonts w:cstheme="majorBidi" w:eastAsiaTheme="majorEastAsia"/>
+      <w:color w:themeColor="accent1" w:themeShade="BF" w:val="0F4761"/>
     </w:rPr>
   </w:style>
   <w:style w:styleId="Heading6" w:type="paragraph">
-    <w:name w:val="Heading 6"/>
+    <w:name w:val="heading 6"/>
     <w:basedOn w:val="Normal"/>
-    <w:next w:val="Normal"/>
+    <w:next w:val="BodyText"/>
+    <w:link w:val="Heading6Char"/>
+    <w:uiPriority w:val="9"/>
+    <w:semiHidden/>
+    <w:unhideWhenUsed/>
     <w:qFormat/>
-    <w:rPr>
-      <w:color w:val="1F4D78"/>
-    </w:rPr>
-  </w:style>
-  <w:style w:styleId="Strong" w:type="paragraph">
-    <w:name w:val="Strong"/>
+    <w:rsid w:val="00A10FD9"/>
+    <w:pPr>
+      <w:keepNext/>
+      <w:keepLines/>
+      <w:spacing w:after="0" w:before="40"/>
+      <w:outlineLvl w:val="5"/>
+    </w:pPr>
+    <w:rPr>
+      <w:rFonts w:cstheme="majorBidi" w:eastAsiaTheme="majorEastAsia"/>
+      <w:i/>
+      <w:iCs/>
+      <w:color w:themeColor="text1" w:themeTint="A6" w:val="595959"/>
+    </w:rPr>
+  </w:style>
+  <w:style w:styleId="Heading7" w:type="paragraph">
+    <w:name w:val="heading 7"/>
     <w:basedOn w:val="Normal"/>
-    <w:next w:val="Normal"/>
+    <w:next w:val="BodyText"/>
+    <w:link w:val="Heading7Char"/>
+    <w:uiPriority w:val="9"/>
+    <w:semiHidden/>
+    <w:unhideWhenUsed/>
     <w:qFormat/>
+    <w:rsid w:val="00A10FD9"/>
+    <w:pPr>
+      <w:keepNext/>
+      <w:keepLines/>
+      <w:spacing w:after="0" w:before="40"/>
+      <w:outlineLvl w:val="6"/>
+    </w:pPr>
+    <w:rPr>
+      <w:rFonts w:cstheme="majorBidi" w:eastAsiaTheme="majorEastAsia"/>
+      <w:color w:themeColor="text1" w:themeTint="A6" w:val="595959"/>
+    </w:rPr>
+  </w:style>
+  <w:style w:styleId="Heading8" w:type="paragraph">
+    <w:name w:val="heading 8"/>
+    <w:basedOn w:val="Normal"/>
+    <w:next w:val="BodyText"/>
+    <w:link w:val="Heading8Char"/>
+    <w:uiPriority w:val="9"/>
+    <w:semiHidden/>
+    <w:unhideWhenUsed/>
+    <w:qFormat/>
+    <w:rsid w:val="00A10FD9"/>
+    <w:pPr>
+      <w:keepNext/>
+      <w:keepLines/>
+      <w:spacing w:after="0"/>
+      <w:outlineLvl w:val="7"/>
+    </w:pPr>
+    <w:rPr>
+      <w:rFonts w:cstheme="majorBidi" w:eastAsiaTheme="majorEastAsia"/>
+      <w:i/>
+      <w:iCs/>
+      <w:color w:themeColor="text1" w:themeTint="D8" w:val="272727"/>
+    </w:rPr>
+  </w:style>
+  <w:style w:styleId="Heading9" w:type="paragraph">
+    <w:name w:val="heading 9"/>
+    <w:basedOn w:val="Normal"/>
+    <w:next w:val="BodyText"/>
+    <w:link w:val="Heading9Char"/>
+    <w:uiPriority w:val="9"/>
+    <w:semiHidden/>
+    <w:unhideWhenUsed/>
+    <w:qFormat/>
+    <w:rsid w:val="00A10FD9"/>
+    <w:pPr>
+      <w:keepNext/>
+      <w:keepLines/>
+      <w:spacing w:after="0"/>
+      <w:outlineLvl w:val="8"/>
+    </w:pPr>
+    <w:rPr>
+      <w:rFonts w:cstheme="majorBidi" w:eastAsiaTheme="majorEastAsia"/>
+      <w:color w:themeColor="text1" w:themeTint="D8" w:val="272727"/>
+    </w:rPr>
+  </w:style>
+  <w:style w:customStyle="1" w:styleId="Heading1Char" w:type="character">
+    <w:name w:val="Heading 1 Char"/>
+    <w:basedOn w:val="DefaultParagraphFont"/>
+    <w:link w:val="Heading1"/>
+    <w:uiPriority w:val="9"/>
+    <w:rsid w:val="00A10FD9"/>
+    <w:rPr>
+      <w:rFonts w:asciiTheme="majorHAnsi" w:cstheme="majorBidi" w:eastAsiaTheme="majorEastAsia" w:hAnsiTheme="majorHAnsi"/>
+      <w:color w:themeColor="accent1" w:themeShade="BF" w:val="0F4761"/>
+      <w:sz w:val="40"/>
+      <w:szCs w:val="40"/>
+    </w:rPr>
+  </w:style>
+  <w:style w:customStyle="1" w:styleId="Heading2Char" w:type="character">
+    <w:name w:val="Heading 2 Char"/>
+    <w:basedOn w:val="DefaultParagraphFont"/>
+    <w:link w:val="Heading2"/>
+    <w:uiPriority w:val="9"/>
+    <w:semiHidden/>
+    <w:rsid w:val="00A10FD9"/>
+    <w:rPr>
+      <w:rFonts w:asciiTheme="majorHAnsi" w:cstheme="majorBidi" w:eastAsiaTheme="majorEastAsia" w:hAnsiTheme="majorHAnsi"/>
+      <w:color w:themeColor="accent1" w:themeShade="BF" w:val="0F4761"/>
+      <w:sz w:val="32"/>
+      <w:szCs w:val="32"/>
+    </w:rPr>
+  </w:style>
+  <w:style w:customStyle="1" w:styleId="Heading3Char" w:type="character">
+    <w:name w:val="Heading 3 Char"/>
+    <w:basedOn w:val="DefaultParagraphFont"/>
+    <w:link w:val="Heading3"/>
+    <w:uiPriority w:val="9"/>
+    <w:semiHidden/>
+    <w:rsid w:val="00A10FD9"/>
+    <w:rPr>
+      <w:rFonts w:cstheme="majorBidi" w:eastAsiaTheme="majorEastAsia"/>
+      <w:color w:themeColor="accent1" w:themeShade="BF" w:val="0F4761"/>
+      <w:sz w:val="28"/>
+      <w:szCs w:val="28"/>
+    </w:rPr>
+  </w:style>
+  <w:style w:customStyle="1" w:styleId="Heading4Char" w:type="character">
+    <w:name w:val="Heading 4 Char"/>
+    <w:basedOn w:val="DefaultParagraphFont"/>
+    <w:link w:val="Heading4"/>
+    <w:uiPriority w:val="9"/>
+    <w:semiHidden/>
+    <w:rsid w:val="00A10FD9"/>
+    <w:rPr>
+      <w:rFonts w:cstheme="majorBidi" w:eastAsiaTheme="majorEastAsia"/>
+      <w:i/>
+      <w:iCs/>
+      <w:color w:themeColor="accent1" w:themeShade="BF" w:val="0F4761"/>
+    </w:rPr>
+  </w:style>
+  <w:style w:customStyle="1" w:styleId="Heading5Char" w:type="character">
+    <w:name w:val="Heading 5 Char"/>
+    <w:basedOn w:val="DefaultParagraphFont"/>
+    <w:link w:val="Heading5"/>
+    <w:uiPriority w:val="9"/>
+    <w:semiHidden/>
+    <w:rsid w:val="00A10FD9"/>
+    <w:rPr>
+      <w:rFonts w:cstheme="majorBidi" w:eastAsiaTheme="majorEastAsia"/>
+      <w:color w:themeColor="accent1" w:themeShade="BF" w:val="0F4761"/>
+    </w:rPr>
+  </w:style>
+  <w:style w:customStyle="1" w:styleId="Heading6Char" w:type="character">
+    <w:name w:val="Heading 6 Char"/>
+    <w:basedOn w:val="DefaultParagraphFont"/>
+    <w:link w:val="Heading6"/>
+    <w:uiPriority w:val="9"/>
+    <w:semiHidden/>
+    <w:rsid w:val="00A10FD9"/>
+    <w:rPr>
+      <w:rFonts w:cstheme="majorBidi" w:eastAsiaTheme="majorEastAsia"/>
+      <w:i/>
+      <w:iCs/>
+      <w:color w:themeColor="text1" w:themeTint="A6" w:val="595959"/>
+    </w:rPr>
+  </w:style>
+  <w:style w:customStyle="1" w:styleId="Heading7Char" w:type="character">
+    <w:name w:val="Heading 7 Char"/>
+    <w:basedOn w:val="DefaultParagraphFont"/>
+    <w:link w:val="Heading7"/>
+    <w:uiPriority w:val="9"/>
+    <w:semiHidden/>
+    <w:rsid w:val="00A10FD9"/>
+    <w:rPr>
+      <w:rFonts w:cstheme="majorBidi" w:eastAsiaTheme="majorEastAsia"/>
+      <w:color w:themeColor="text1" w:themeTint="A6" w:val="595959"/>
+    </w:rPr>
+  </w:style>
+  <w:style w:customStyle="1" w:styleId="Heading8Char" w:type="character">
+    <w:name w:val="Heading 8 Char"/>
+    <w:basedOn w:val="DefaultParagraphFont"/>
+    <w:link w:val="Heading8"/>
+    <w:uiPriority w:val="9"/>
+    <w:semiHidden/>
+    <w:rsid w:val="00A10FD9"/>
+    <w:rPr>
+      <w:rFonts w:cstheme="majorBidi" w:eastAsiaTheme="majorEastAsia"/>
+      <w:i/>
+      <w:iCs/>
+      <w:color w:themeColor="text1" w:themeTint="D8" w:val="272727"/>
+    </w:rPr>
+  </w:style>
+  <w:style w:customStyle="1" w:styleId="Heading9Char" w:type="character">
+    <w:name w:val="Heading 9 Char"/>
+    <w:basedOn w:val="DefaultParagraphFont"/>
+    <w:link w:val="Heading9"/>
+    <w:uiPriority w:val="9"/>
+    <w:semiHidden/>
+    <w:rsid w:val="00A10FD9"/>
+    <w:rPr>
+      <w:rFonts w:cstheme="majorBidi" w:eastAsiaTheme="majorEastAsia"/>
+      <w:color w:themeColor="text1" w:themeTint="D8" w:val="272727"/>
+    </w:rPr>
+  </w:style>
+  <w:style w:styleId="BlockText" w:type="paragraph">
+    <w:name w:val="Block Text"/>
+    <w:basedOn w:val="BodyText"/>
+    <w:next w:val="BodyText"/>
+    <w:uiPriority w:val="9"/>
+    <w:unhideWhenUsed/>
+    <w:qFormat/>
+    <w:pPr>
+      <w:spacing w:after="100" w:before="100"/>
+      <w:ind w:firstLine="0" w:left="480" w:right="480"/>
+    </w:pPr>
+  </w:style>
+  <w:style w:styleId="FootnoteText" w:type="paragraph">
+    <w:name w:val="Footnote Text"/>
+    <w:basedOn w:val="Normal"/>
+    <w:next w:val="FootnoteText"/>
+    <w:uiPriority w:val="9"/>
+    <w:unhideWhenUsed/>
+    <w:qFormat/>
+  </w:style>
+  <w:style w:styleId="FootnoteBlockText" w:type="paragraph">
+    <w:name w:val="Footnote Block Text"/>
+    <w:basedOn w:val="FootnoteText"/>
+    <w:next w:val="FootnoteText"/>
+    <w:uiPriority w:val="9"/>
+    <w:unhideWhenUsed/>
+    <w:qFormat/>
+    <w:pPr>
+      <w:spacing w:after="100" w:before="100"/>
+      <w:ind w:firstLine="0" w:left="480" w:right="480"/>
+    </w:pPr>
+  </w:style>
+  <w:style w:default="1" w:styleId="DefaultParagraphFont" w:type="character">
+    <w:name w:val="Default Paragraph Font"/>
+    <w:semiHidden/>
+    <w:unhideWhenUsed/>
+  </w:style>
+  <w:style w:default="1" w:styleId="Table" w:type="table">
+    <w:name w:val="Table"/>
+    <w:basedOn w:val="TableNormal"/>
+    <w:semiHidden/>
+    <w:unhideWhenUsed/>
+    <w:qFormat/>
+    <w:tblPr>
+      <w:tblInd w:type="dxa" w:w="0"/>
+      <w:tblCellMar>
+        <w:top w:type="dxa" w:w="0"/>
+        <w:left w:type="dxa" w:w="108"/>
+        <w:bottom w:type="dxa" w:w="0"/>
+        <w:right w:type="dxa" w:w="108"/>
+      </w:tblCellMar>
+    </w:tblPr>
+    <w:tblStylePr w:type="firstRow">
+      <w:tcPr>
+        <w:tcBorders>
+          <w:bottom w:val="single"/>
+        </w:tcBorders>
+        <w:vAlign w:val="bottom"/>
+      </w:tcPr>
+    </w:tblStylePr>
+  </w:style>
+  <w:style w:customStyle="1" w:styleId="DefinitionTerm" w:type="paragraph">
+    <w:name w:val="Definition Term"/>
+    <w:basedOn w:val="Normal"/>
+    <w:next w:val="Definition"/>
+    <w:pPr>
+      <w:keepNext/>
+      <w:keepLines/>
+      <w:spacing w:after="0"/>
+    </w:pPr>
     <w:rPr>
       <w:b/>
-      <w:bCs/>
-    </w:rPr>
-  </w:style>
-  <w:style w:styleId="ListParagraph" w:type="paragraph">
-    <w:name w:val="List Paragraph"/>
+    </w:rPr>
+  </w:style>
+  <w:style w:customStyle="1" w:styleId="Definition" w:type="paragraph">
+    <w:name w:val="Definition"/>
     <w:basedOn w:val="Normal"/>
-    <w:qFormat/>
+  </w:style>
+  <w:style w:styleId="Caption" w:type="paragraph">
+    <w:name w:val="Caption"/>
+    <w:basedOn w:val="Normal"/>
+    <w:link w:val="BodyTextChar"/>
+    <w:pPr>
+      <w:spacing w:after="120" w:before="0"/>
+    </w:pPr>
+    <w:rPr>
+      <w:i/>
+    </w:rPr>
+  </w:style>
+  <w:style w:customStyle="1" w:styleId="TableCaption" w:type="paragraph">
+    <w:name w:val="Table Caption"/>
+    <w:basedOn w:val="Caption"/>
+    <w:pPr>
+      <w:keepNext/>
+    </w:pPr>
+  </w:style>
+  <w:style w:customStyle="1" w:styleId="ImageCaption" w:type="paragraph">
+    <w:name w:val="Image Caption"/>
+    <w:basedOn w:val="Caption"/>
+  </w:style>
+  <w:style w:customStyle="1" w:styleId="Figure" w:type="paragraph">
+    <w:name w:val="Figure"/>
+    <w:basedOn w:val="Normal"/>
+  </w:style>
+  <w:style w:customStyle="1" w:styleId="CaptionedFigure" w:type="paragraph">
+    <w:name w:val="Captioned Figure"/>
+    <w:basedOn w:val="Figure"/>
+    <w:pPr>
+      <w:keepNext/>
+    </w:pPr>
+  </w:style>
+  <w:style w:customStyle="1" w:styleId="BodyTextChar" w:type="character">
+    <w:name w:val="Body Text Char"/>
+    <w:basedOn w:val="DefaultParagraphFont"/>
+    <w:link w:val="BodyText"/>
+  </w:style>
+  <w:style w:customStyle="1" w:styleId="VerbatimChar" w:type="character">
+    <w:name w:val="Verbatim Char"/>
+    <w:basedOn w:val="BodyTextChar"/>
+    <w:rPr>
+      <w:rFonts w:ascii="Consolas" w:hAnsi="Consolas"/>
+      <w:sz w:val="22"/>
+    </w:rPr>
+  </w:style>
+  <w:style w:customStyle="1" w:styleId="SectionNumber" w:type="character">
+    <w:name w:val="Section Number"/>
+    <w:basedOn w:val="BodyTextChar"/>
+  </w:style>
+  <w:style w:styleId="FootnoteReference" w:type="character">
+    <w:name w:val="Footnote Reference"/>
+    <w:basedOn w:val="BodyTextChar"/>
+    <w:rPr>
+      <w:vertAlign w:val="superscript"/>
+    </w:rPr>
   </w:style>
   <w:style w:styleId="Hyperlink" w:type="character">
     <w:name w:val="Hyperlink"/>
-    <w:basedOn w:val="DefaultParagraphFont"/>
-    <w:uiPriority w:val="99"/>
+    <w:basedOn w:val="BodyTextChar"/>
+    <w:rPr>
+      <w:color w:themeColor="accent1" w:val="4F81BD"/>
+    </w:rPr>
+  </w:style>
+  <w:style w:styleId="TOCHeading" w:type="paragraph">
+    <w:name w:val="TOC Heading"/>
+    <w:basedOn w:val="Heading1"/>
+    <w:next w:val="BodyText"/>
+    <w:uiPriority w:val="39"/>
     <w:unhideWhenUsed/>
-    <w:rPr>
-      <w:color w:val="0563C1"/>
-      <w:u w:val="single"/>
-    </w:rPr>
-  </w:style>
-  <w:style w:styleId="FootnoteReference" w:type="character">
-    <w:name w:val="footnote reference"/>
-    <w:basedOn w:val="DefaultParagraphFont"/>
-    <w:uiPriority w:val="99"/>
-    <w:semiHidden/>
-    <w:unhideWhenUsed/>
-    <w:rPr>
-      <w:vertAlign w:val="superscript"/>
-    </w:rPr>
-  </w:style>
-  <w:style w:styleId="FootnoteText" w:type="paragraph">
-    <w:name w:val="footnote text"/>
-    <w:basedOn w:val="Normal"/>
-    <w:link w:val="FootnoteTextChar"/>
-    <w:uiPriority w:val="99"/>
-    <w:semiHidden/>
-    <w:unhideWhenUsed/>
+    <w:qFormat/>
     <w:pPr>
-      <w:spacing w:after="0" w:line="240" w:lineRule="auto"/>
+      <w:spacing w:before="240" w:line="259" w:lineRule="auto"/>
+      <w:outlineLvl w:val="9"/>
     </w:pPr>
     <w:rPr>
-      <w:sz w:val="20"/>
-      <w:szCs w:val="20"/>
-    </w:rPr>
-  </w:style>
-  <w:style w:styleId="FootnoteTextChar" w:type="character">
-    <w:name w:val="Footnote Text Char"/>
-    <w:basedOn w:val="DefaultParagraphFont"/>
-    <w:link w:val="FootnoteText"/>
-    <w:uiPriority w:val="99"/>
-    <w:semiHidden/>
-    <w:unhideWhenUsed/>
-    <w:rPr>
-      <w:sz w:val="20"/>
-      <w:szCs w:val="20"/>
-    </w:rPr>
-  </w:style>
-  <w:style w:styleId="EndnoteReference" w:type="character">
-    <w:name w:val="endnote reference"/>
-    <w:basedOn w:val="DefaultParagraphFont"/>
-    <w:uiPriority w:val="99"/>
-    <w:semiHidden/>
-    <w:unhideWhenUsed/>
-    <w:rPr>
-      <w:vertAlign w:val="superscript"/>
-    </w:rPr>
-  </w:style>
-  <w:style w:styleId="EndnoteText" w:type="paragraph">
-    <w:name w:val="endnote text"/>
-    <w:basedOn w:val="Normal"/>
-    <w:link w:val="EndnoteTextChar"/>
-    <w:uiPriority w:val="99"/>
-    <w:semiHidden/>
-    <w:unhideWhenUsed/>
-    <w:pPr>
-      <w:spacing w:after="0" w:line="240" w:lineRule="auto"/>
-    </w:pPr>
-    <w:rPr>
-      <w:sz w:val="20"/>
-      <w:szCs w:val="20"/>
-    </w:rPr>
-  </w:style>
-  <w:style w:styleId="EndnoteTextChar" w:type="character">
-    <w:name w:val="Endnote Text Char"/>
-    <w:basedOn w:val="DefaultParagraphFont"/>
-    <w:link w:val="EndnoteText"/>
-    <w:uiPriority w:val="99"/>
-    <w:semiHidden/>
-    <w:unhideWhenUsed/>
-    <w:rPr>
-      <w:sz w:val="20"/>
-      <w:szCs w:val="20"/>
-    </w:rPr>
-  </w:style>
-  <w:style w:customStyle="1" w:styleId="SourceCode" w:type="paragraph">
-    <w:name w:val="Source Code"/>
-    <w:basedOn w:val="Normal"/>
-    <w:link w:val="VerbatimChar"/>
-    <w:pPr>
-      <w:wordWrap w:val="off"/>
-    </w:pPr>
-  </w:style>
-  <w:style w:customStyle="1" w:styleId="KeywordTok" w:type="character">
-    <w:name w:val="KeywordTok"/>
-    <w:basedOn w:val="VerbatimChar"/>
-    <w:rPr>
-      <w:b/>
-      <w:color w:val="007020"/>
-    </w:rPr>
-  </w:style>
-  <w:style w:customStyle="1" w:styleId="DataTypeTok" w:type="character">
-    <w:name w:val="DataTypeTok"/>
-    <w:basedOn w:val="VerbatimChar"/>
-    <w:rPr>
-      <w:color w:val="902000"/>
-    </w:rPr>
-  </w:style>
-  <w:style w:customStyle="1" w:styleId="DecValTok" w:type="character">
-    <w:name w:val="DecValTok"/>
-    <w:basedOn w:val="VerbatimChar"/>
-    <w:rPr>
-      <w:color w:val="40a070"/>
-    </w:rPr>
-  </w:style>
-  <w:style w:customStyle="1" w:styleId="BaseNTok" w:type="character">
-    <w:name w:val="BaseNTok"/>
-    <w:basedOn w:val="VerbatimChar"/>
-    <w:rPr>
-      <w:color w:val="40a070"/>
-    </w:rPr>
-  </w:style>
-  <w:style w:customStyle="1" w:styleId="FloatTok" w:type="character">
-    <w:name w:val="FloatTok"/>
-    <w:basedOn w:val="VerbatimChar"/>
-    <w:rPr>
-      <w:color w:val="40a070"/>
-    </w:rPr>
-  </w:style>
-  <w:style w:customStyle="1" w:styleId="ConstantTok" w:type="character">
-    <w:name w:val="ConstantTok"/>
-    <w:basedOn w:val="VerbatimChar"/>
-    <w:rPr>
-      <w:color w:val="880000"/>
-    </w:rPr>
-  </w:style>
-  <w:style w:customStyle="1" w:styleId="CharTok" w:type="character">
-    <w:name w:val="CharTok"/>
-    <w:basedOn w:val="VerbatimChar"/>
-    <w:rPr>
-      <w:color w:val="4070a0"/>
-    </w:rPr>
-  </w:style>
-  <w:style w:customStyle="1" w:styleId="SpecialCharTok" w:type="character">
-    <w:name w:val="SpecialCharTok"/>
-    <w:basedOn w:val="VerbatimChar"/>
-    <w:rPr>
-      <w:color w:val="4070a0"/>
-    </w:rPr>
-  </w:style>
-  <w:style w:customStyle="1" w:styleId="StringTok" w:type="character">
-    <w:name w:val="StringTok"/>
-    <w:basedOn w:val="VerbatimChar"/>
-    <w:rPr>
-      <w:color w:val="4070a0"/>
-    </w:rPr>
-  </w:style>
-  <w:style w:customStyle="1" w:styleId="VerbatimStringTok" w:type="character">
-    <w:name w:val="VerbatimStringTok"/>
-    <w:basedOn w:val="VerbatimChar"/>
-    <w:rPr>
-      <w:color w:val="4070a0"/>
-    </w:rPr>
-  </w:style>
-  <w:style w:customStyle="1" w:styleId="SpecialStringTok" w:type="character">
-    <w:name w:val="SpecialStringTok"/>
-    <w:basedOn w:val="VerbatimChar"/>
-    <w:rPr>
-      <w:color w:val="bb6688"/>
-    </w:rPr>
-  </w:style>
-  <w:style w:customStyle="1" w:styleId="ImportTok" w:type="character">
-    <w:name w:val="ImportTok"/>
-    <w:basedOn w:val="VerbatimChar"/>
-    <w:rPr>
-      <w:b/>
-      <w:color w:val="008000"/>
-    </w:rPr>
-  </w:style>
-  <w:style w:customStyle="1" w:styleId="CommentTok" w:type="character">
-    <w:name w:val="CommentTok"/>
-    <w:basedOn w:val="VerbatimChar"/>
-    <w:rPr>
-      <w:i/>
-      <w:color w:val="60a0b0"/>
-    </w:rPr>
-  </w:style>
-  <w:style w:customStyle="1" w:styleId="DocumentationTok" w:type="character">
-    <w:name w:val="DocumentationTok"/>
-    <w:basedOn w:val="VerbatimChar"/>
-    <w:rPr>
-      <w:i/>
-      <w:color w:val="ba2121"/>
-    </w:rPr>
-  </w:style>
-  <w:style w:customStyle="1" w:styleId="AnnotationTok" w:type="character">
-    <w:name w:val="AnnotationTok"/>
-    <w:basedOn w:val="VerbatimChar"/>
-    <w:rPr>
-      <w:b/>
-      <w:i/>
-      <w:color w:val="60a0b0"/>
-    </w:rPr>
-  </w:style>
-  <w:style w:customStyle="1" w:styleId="CommentVarTok" w:type="character">
-    <w:name w:val="CommentVarTok"/>
-    <w:basedOn w:val="VerbatimChar"/>
-    <w:rPr>
-      <w:b/>
-      <w:i/>
-      <w:color w:val="60a0b0"/>
-    </w:rPr>
-  </w:style>
-  <w:style w:customStyle="1" w:styleId="OtherTok" w:type="character">
-    <w:name w:val="OtherTok"/>
-    <w:basedOn w:val="VerbatimChar"/>
-    <w:rPr>
-      <w:color w:val="007020"/>
-    </w:rPr>
-  </w:style>
-  <w:style w:customStyle="1" w:styleId="FunctionTok" w:type="character">
-    <w:name w:val="FunctionTok"/>
-    <w:basedOn w:val="VerbatimChar"/>
-    <w:rPr>
-      <w:color w:val="06287e"/>
-    </w:rPr>
-  </w:style>
-  <w:style w:customStyle="1" w:styleId="VariableTok" w:type="character">
-    <w:name w:val="VariableTok"/>
-    <w:basedOn w:val="VerbatimChar"/>
-    <w:rPr>
-      <w:color w:val="19177c"/>
-    </w:rPr>
-  </w:style>
-  <w:style w:customStyle="1" w:styleId="ControlFlowTok" w:type="character">
-    <w:name w:val="ControlFlowTok"/>
-    <w:basedOn w:val="VerbatimChar"/>
-    <w:rPr>
-      <w:b/>
-      <w:color w:val="007020"/>
-    </w:rPr>
-  </w:style>
-  <w:style w:customStyle="1" w:styleId="OperatorTok" w:type="character">
-    <w:name w:val="OperatorTok"/>
-    <w:basedOn w:val="VerbatimChar"/>
-    <w:rPr>
-      <w:color w:val="666666"/>
-    </w:rPr>
-  </w:style>
-  <w:style w:customStyle="1" w:styleId="BuiltInTok" w:type="character">
-    <w:name w:val="BuiltInTok"/>
-    <w:basedOn w:val="VerbatimChar"/>
-    <w:rPr>
-      <w:color w:val="008000"/>
-    </w:rPr>
-  </w:style>
-  <w:style w:customStyle="1" w:styleId="ExtensionTok" w:type="character">
-    <w:name w:val="ExtensionTok"/>
-    <w:basedOn w:val="VerbatimChar"/>
-    <w:rPr/>
-  </w:style>
-  <w:style w:customStyle="1" w:styleId="PreprocessorTok" w:type="character">
-    <w:name w:val="PreprocessorTok"/>
-    <w:basedOn w:val="VerbatimChar"/>
-    <w:rPr>
-      <w:color w:val="bc7a00"/>
-    </w:rPr>
-  </w:style>
-  <w:style w:customStyle="1" w:styleId="AttributeTok" w:type="character">
-    <w:name w:val="AttributeTok"/>
-    <w:basedOn w:val="VerbatimChar"/>
-    <w:rPr>
-      <w:color w:val="7d9029"/>
-    </w:rPr>
-  </w:style>
-  <w:style w:customStyle="1" w:styleId="RegionMarkerTok" w:type="character">
-    <w:name w:val="RegionMarkerTok"/>
-    <w:basedOn w:val="VerbatimChar"/>
-    <w:rPr/>
-  </w:style>
-  <w:style w:customStyle="1" w:styleId="InformationTok" w:type="character">
-    <w:name w:val="InformationTok"/>
-    <w:basedOn w:val="VerbatimChar"/>
-    <w:rPr>
-      <w:b/>
-      <w:i/>
-      <w:color w:val="60a0b0"/>
-    </w:rPr>
-  </w:style>
-  <w:style w:customStyle="1" w:styleId="WarningTok" w:type="character">
-    <w:name w:val="WarningTok"/>
-    <w:basedOn w:val="VerbatimChar"/>
-    <w:rPr>
-      <w:b/>
-      <w:i/>
-      <w:color w:val="60a0b0"/>
-    </w:rPr>
-  </w:style>
-  <w:style w:customStyle="1" w:styleId="AlertTok" w:type="character">
-    <w:name w:val="AlertTok"/>
-    <w:basedOn w:val="VerbatimChar"/>
-    <w:rPr>
-      <w:b/>
-      <w:color w:val="ff0000"/>
-    </w:rPr>
-  </w:style>
-  <w:style w:customStyle="1" w:styleId="ErrorTok" w:type="character">
-    <w:name w:val="ErrorTok"/>
-    <w:basedOn w:val="VerbatimChar"/>
-    <w:rPr>
-      <w:b/>
-      <w:color w:val="ff0000"/>
-    </w:rPr>
-  </w:style>
-  <w:style w:customStyle="1" w:styleId="NormalTok" w:type="character">
-    <w:name w:val="NormalTok"/>
-    <w:basedOn w:val="VerbatimChar"/>
-    <w:rPr/>
-  </w:style>
-  <w:style w:styleId="Table" w:type="table">
-    <w:name w:val="Table"/>
-    <w:tblPr>
-      <w:tblBorders>
-        <w:top w:color="000000" w:space="0" w:sz="4" w:val="single"/>
-        <w:left w:color="000000" w:space="0" w:sz="4" w:val="single"/>
-        <w:bottom w:color="000000" w:space="0" w:sz="4" w:val="single"/>
-        <w:right w:color="000000" w:space="0" w:sz="4" w:val="single"/>
-        <w:insideH w:color="000000" w:space="0" w:sz="4" w:val="single"/>
-        <w:insideV w:color="000000" w:space="0" w:sz="4" w:val="single"/>
-      </w:tblBorders>
-    </w:tblPr>
-  </w:style>
-  <w:style w:customStyle="1" w:styleId="SourceCode" w:type="paragraph">
-    <w:name w:val="Source Code"/>
-    <w:basedOn w:val="Normal"/>
-    <w:link w:val="VerbatimChar"/>
-    <w:pPr>
-      <w:wordWrap w:val="off"/>
-    </w:pPr>
-  </w:style>
-  <w:style w:customStyle="1" w:styleId="KeywordTok" w:type="character">
-    <w:name w:val="KeywordTok"/>
-    <w:basedOn w:val="VerbatimChar"/>
-    <w:rPr>
-      <w:b/>
-      <w:color w:val="007020"/>
-    </w:rPr>
-  </w:style>
-  <w:style w:customStyle="1" w:styleId="DataTypeTok" w:type="character">
-    <w:name w:val="DataTypeTok"/>
-    <w:basedOn w:val="VerbatimChar"/>
-    <w:rPr>
-      <w:color w:val="902000"/>
-    </w:rPr>
-  </w:style>
-  <w:style w:customStyle="1" w:styleId="DecValTok" w:type="character">
-    <w:name w:val="DecValTok"/>
-    <w:basedOn w:val="VerbatimChar"/>
-    <w:rPr>
-      <w:color w:val="40a070"/>
-    </w:rPr>
-  </w:style>
-  <w:style w:customStyle="1" w:styleId="BaseNTok" w:type="character">
-    <w:name w:val="BaseNTok"/>
-    <w:basedOn w:val="VerbatimChar"/>
-    <w:rPr>
-      <w:color w:val="40a070"/>
-    </w:rPr>
-  </w:style>
-  <w:style w:customStyle="1" w:styleId="FloatTok" w:type="character">
-    <w:name w:val="FloatTok"/>
-    <w:basedOn w:val="VerbatimChar"/>
-    <w:rPr>
-      <w:color w:val="40a070"/>
-    </w:rPr>
-  </w:style>
-  <w:style w:customStyle="1" w:styleId="ConstantTok" w:type="character">
-    <w:name w:val="ConstantTok"/>
-    <w:basedOn w:val="VerbatimChar"/>
-    <w:rPr>
-      <w:color w:val="880000"/>
-    </w:rPr>
-  </w:style>
-  <w:style w:customStyle="1" w:styleId="CharTok" w:type="character">
-    <w:name w:val="CharTok"/>
-    <w:basedOn w:val="VerbatimChar"/>
-    <w:rPr>
-      <w:color w:val="4070a0"/>
-    </w:rPr>
-  </w:style>
-  <w:style w:customStyle="1" w:styleId="SpecialCharTok" w:type="character">
-    <w:name w:val="SpecialCharTok"/>
-    <w:basedOn w:val="VerbatimChar"/>
-    <w:rPr>
-      <w:color w:val="4070a0"/>
-    </w:rPr>
-  </w:style>
-  <w:style w:customStyle="1" w:styleId="StringTok" w:type="character">
-    <w:name w:val="StringTok"/>
-    <w:basedOn w:val="VerbatimChar"/>
-    <w:rPr>
-      <w:color w:val="4070a0"/>
-    </w:rPr>
-  </w:style>
-  <w:style w:customStyle="1" w:styleId="VerbatimStringTok" w:type="character">
-    <w:name w:val="VerbatimStringTok"/>
-    <w:basedOn w:val="VerbatimChar"/>
-    <w:rPr>
-      <w:color w:val="4070a0"/>
-    </w:rPr>
-  </w:style>
-  <w:style w:customStyle="1" w:styleId="SpecialStringTok" w:type="character">
-    <w:name w:val="SpecialStringTok"/>
-    <w:basedOn w:val="VerbatimChar"/>
-    <w:rPr>
-      <w:color w:val="bb6688"/>
-    </w:rPr>
-  </w:style>
-  <w:style w:customStyle="1" w:styleId="ImportTok" w:type="character">
-    <w:name w:val="ImportTok"/>
-    <w:basedOn w:val="VerbatimChar"/>
-    <w:rPr>
-      <w:b/>
-      <w:color w:val="008000"/>
-    </w:rPr>
-  </w:style>
-  <w:style w:customStyle="1" w:styleId="CommentTok" w:type="character">
-    <w:name w:val="CommentTok"/>
-    <w:basedOn w:val="VerbatimChar"/>
-    <w:rPr>
-      <w:i/>
-      <w:color w:val="60a0b0"/>
-    </w:rPr>
-  </w:style>
-  <w:style w:customStyle="1" w:styleId="DocumentationTok" w:type="character">
-    <w:name w:val="DocumentationTok"/>
-    <w:basedOn w:val="VerbatimChar"/>
-    <w:rPr>
-      <w:i/>
-      <w:color w:val="ba2121"/>
-    </w:rPr>
-  </w:style>
-  <w:style w:customStyle="1" w:styleId="AnnotationTok" w:type="character">
-    <w:name w:val="AnnotationTok"/>
-    <w:basedOn w:val="VerbatimChar"/>
-    <w:rPr>
-      <w:b/>
-      <w:i/>
-      <w:color w:val="60a0b0"/>
-    </w:rPr>
-  </w:style>
-  <w:style w:customStyle="1" w:styleId="CommentVarTok" w:type="character">
-    <w:name w:val="CommentVarTok"/>
-    <w:basedOn w:val="VerbatimChar"/>
-    <w:rPr>
-      <w:b/>
-      <w:i/>
-      <w:color w:val="60a0b0"/>
-    </w:rPr>
-  </w:style>
-  <w:style w:customStyle="1" w:styleId="OtherTok" w:type="character">
-    <w:name w:val="OtherTok"/>
-    <w:basedOn w:val="VerbatimChar"/>
-    <w:rPr>
-      <w:color w:val="007020"/>
-    </w:rPr>
-  </w:style>
-  <w:style w:customStyle="1" w:styleId="FunctionTok" w:type="character">
-    <w:name w:val="FunctionTok"/>
-    <w:basedOn w:val="VerbatimChar"/>
-    <w:rPr>
-      <w:color w:val="06287e"/>
-    </w:rPr>
-  </w:style>
-  <w:style w:customStyle="1" w:styleId="VariableTok" w:type="character">
-    <w:name w:val="VariableTok"/>
-    <w:basedOn w:val="VerbatimChar"/>
-    <w:rPr>
-      <w:color w:val="19177c"/>
-    </w:rPr>
-  </w:style>
-  <w:style w:customStyle="1" w:styleId="ControlFlowTok" w:type="character">
-    <w:name w:val="ControlFlowTok"/>
-    <w:basedOn w:val="VerbatimChar"/>
-    <w:rPr>
-      <w:b/>
-      <w:color w:val="007020"/>
-    </w:rPr>
-  </w:style>
-  <w:style w:customStyle="1" w:styleId="OperatorTok" w:type="character">
-    <w:name w:val="OperatorTok"/>
-    <w:basedOn w:val="VerbatimChar"/>
-    <w:rPr>
-      <w:color w:val="666666"/>
-    </w:rPr>
-  </w:style>
-  <w:style w:customStyle="1" w:styleId="BuiltInTok" w:type="character">
-    <w:name w:val="BuiltInTok"/>
-    <w:basedOn w:val="VerbatimChar"/>
-    <w:rPr>
-      <w:color w:val="008000"/>
-    </w:rPr>
-  </w:style>
-  <w:style w:customStyle="1" w:styleId="ExtensionTok" w:type="character">
-    <w:name w:val="ExtensionTok"/>
-    <w:basedOn w:val="VerbatimChar"/>
-    <w:rPr/>
-  </w:style>
-  <w:style w:customStyle="1" w:styleId="PreprocessorTok" w:type="character">
-    <w:name w:val="PreprocessorTok"/>
-    <w:basedOn w:val="VerbatimChar"/>
-    <w:rPr>
-      <w:color w:val="bc7a00"/>
-    </w:rPr>
-  </w:style>
-  <w:style w:customStyle="1" w:styleId="AttributeTok" w:type="character">
-    <w:name w:val="AttributeTok"/>
-    <w:basedOn w:val="VerbatimChar"/>
-    <w:rPr>
-      <w:color w:val="7d9029"/>
-    </w:rPr>
-  </w:style>
-  <w:style w:customStyle="1" w:styleId="RegionMarkerTok" w:type="character">
-    <w:name w:val="RegionMarkerTok"/>
-    <w:basedOn w:val="VerbatimChar"/>
-    <w:rPr/>
-  </w:style>
-  <w:style w:customStyle="1" w:styleId="InformationTok" w:type="character">
-    <w:name w:val="InformationTok"/>
-    <w:basedOn w:val="VerbatimChar"/>
-    <w:rPr>
-      <w:b/>
-      <w:i/>
-      <w:color w:val="60a0b0"/>
-    </w:rPr>
-  </w:style>
-  <w:style w:customStyle="1" w:styleId="WarningTok" w:type="character">
-    <w:name w:val="WarningTok"/>
-    <w:basedOn w:val="VerbatimChar"/>
-    <w:rPr>
-      <w:b/>
-      <w:i/>
-      <w:color w:val="60a0b0"/>
-    </w:rPr>
-  </w:style>
-  <w:style w:customStyle="1" w:styleId="AlertTok" w:type="character">
-    <w:name w:val="AlertTok"/>
-    <w:basedOn w:val="VerbatimChar"/>
-    <w:rPr>
-      <w:b/>
-      <w:color w:val="ff0000"/>
-    </w:rPr>
-  </w:style>
-  <w:style w:customStyle="1" w:styleId="ErrorTok" w:type="character">
-    <w:name w:val="ErrorTok"/>
-    <w:basedOn w:val="VerbatimChar"/>
-    <w:rPr>
-      <w:b/>
-      <w:color w:val="ff0000"/>
-    </w:rPr>
-  </w:style>
-  <w:style w:customStyle="1" w:styleId="NormalTok" w:type="character">
-    <w:name w:val="NormalTok"/>
-    <w:basedOn w:val="VerbatimChar"/>
-    <w:rPr/>
+      <w:rFonts w:asciiTheme="majorHAnsi" w:cstheme="majorBidi" w:eastAsiaTheme="majorEastAsia" w:hAnsiTheme="majorHAnsi"/>
+      <w:b w:val="0"/>
+      <w:bCs w:val="0"/>
+      <w:color w:themeColor="accent1" w:themeShade="BF" w:val="365F91"/>
+    </w:rPr>
   </w:style>
   <w:style w:type="paragraph" w:customStyle="1" w:styleId="SourceCode">
     <w:name w:val="Source Code"/>

--- a/Enyrgy_Paperclip_Agent_Instruction_Blocks.docx
+++ b/Enyrgy_Paperclip_Agent_Instruction_Blocks.docx
@@ -3619,42 +3619,38 @@
           <w:b/>
           <w:bCs/>
         </w:rPr>
-        <w:t xml:space="preserve">NOT HIRED. Draft block, pending the decisions in</w:t>
-      </w:r>
-      <w:r>
-        <w:rPr>
-          <w:b/>
-          <w:bCs/>
-        </w:rPr>
+        <w:t xml:space="preserve">NOT HIRED. Draft block.</w:t>
+      </w:r>
+      <w:r>
+        <w:t xml:space="preserve"> </w:t>
+      </w:r>
+      <w:r>
+        <w:rPr>
+          <w:b/>
+          <w:bCs/>
+        </w:rPr>
+        <w:t xml:space="preserve">Blocking prerequisite:</w:t>
+      </w:r>
+      <w:r>
+        <w:t xml:space="preserve"> </w:t>
+      </w:r>
+      <w:r>
+        <w:t xml:space="preserve">the January 2026 FDA Guidelines for Wellness Products are required by KB Section 11 but their substance is not in the KB, so the compliance check this agent depends on cannot be executed. Load that content first. Remaining open decisions are in</w:t>
+      </w:r>
+      <w:r>
         <w:t xml:space="preserve"> </w:t>
       </w:r>
       <w:r>
         <w:rPr>
           <w:rStyle w:val="VerbatimChar"/>
-          <w:b/>
-          <w:bCs/>
         </w:rPr>
         <w:t xml:space="preserve">Enyrgy_Weekly_Content_Engine_Spec.md</w:t>
       </w:r>
       <w:r>
-        <w:rPr>
-          <w:b/>
-          <w:bCs/>
-        </w:rPr>
-        <w:t xml:space="preserve"> </w:t>
-      </w:r>
-      <w:r>
-        <w:rPr>
-          <w:b/>
-          <w:bCs/>
-        </w:rPr>
-        <w:t xml:space="preserve">Section 10.</w:t>
-      </w:r>
-      <w:r>
-        <w:t xml:space="preserve"> </w:t>
-      </w:r>
-      <w:r>
-        <w:t xml:space="preserve">The first of those is whether this agent should exist alongside Thea Cartier, who is a real hire owning organic social. Do not hire from this block until that is settled.</w:t>
+        <w:t xml:space="preserve"> </w:t>
+      </w:r>
+      <w:r>
+        <w:t xml:space="preserve">Section 10, including how this agent relates to Thea Cartier, who is a real hire owning organic social.</w:t>
       </w:r>
     </w:p>
     <w:p>
@@ -3730,31 +3726,83 @@
         <w:t xml:space="preserve"> </w:t>
       </w:r>
       <w:r>
-        <w:t xml:space="preserve">produce the week’s content set and stage it as drafts. One blog post as the anchor piece, a set of email posts derived from it, a set of organic social posts derived from it. Work in that order so the week reads as one campaign rather than four unrelated fragments. Self-check against compliance and brand before staging anything. Close the run issue with a summary: what you produced, the through-line, what a human must decide, and any fact you could not verify.</w:t>
-      </w:r>
-    </w:p>
-    <w:p>
-      <w:pPr>
-        <w:pStyle w:val="BlockText"/>
-      </w:pPr>
-      <w:r>
-        <w:rPr>
-          <w:b/>
-          <w:bCs/>
-        </w:rPr>
-        <w:t xml:space="preserve">Ads are out of scope in v1.</w:t>
-      </w:r>
-      <w:r>
-        <w:t xml:space="preserve"> </w:t>
-      </w:r>
-      <w:r>
-        <w:t xml:space="preserve">“Zero paid advertising to date”</w:t>
-      </w:r>
-      <w:r>
-        <w:t xml:space="preserve"> </w:t>
-      </w:r>
-      <w:r>
-        <w:t xml:space="preserve">is a live approved claim in KB Sections 1 and 6, in drip copy, and in the Q2 2026 investor update. Do not draft paid ad copy until that claim has been retired deliberately and the KB updated.</w:t>
+        <w:t xml:space="preserve">produce the week’s content set and stage it for review. One blog post as the anchor piece, a set of email posts derived from it, a set of organic social posts derived from it, and review-ready ad packages.</w:t>
+      </w:r>
+    </w:p>
+    <w:p>
+      <w:pPr>
+        <w:pStyle w:val="BlockText"/>
+      </w:pPr>
+      <w:r>
+        <w:rPr>
+          <w:b/>
+          <w:bCs/>
+        </w:rPr>
+        <w:t xml:space="preserve">Nothing you produce posts itself.</w:t>
+      </w:r>
+      <w:r>
+        <w:t xml:space="preserve"> </w:t>
+      </w:r>
+      <w:r>
+        <w:t xml:space="preserve">Social output in particular is a package Scott reviews and posts by hand outside this platform; no channel is connected and none will be. Write social output as finished copy a human can paste, not as a scheduling payload. Work in that order so the week reads as one campaign rather than four unrelated fragments. Self-check against compliance and brand before staging anything. Close the run issue with a summary: what you produced, the through-line, what a human must decide, and any fact you could not verify.</w:t>
+      </w:r>
+    </w:p>
+    <w:p>
+      <w:pPr>
+        <w:pStyle w:val="BlockText"/>
+      </w:pPr>
+      <w:r>
+        <w:rPr>
+          <w:b/>
+          <w:bCs/>
+        </w:rPr>
+        <w:t xml:space="preserve">Ads are in scope.</w:t>
+      </w:r>
+      <w:r>
+        <w:t xml:space="preserve"> </w:t>
+      </w:r>
+      <w:r>
+        <w:t xml:space="preserve">The raise is explicitly for advertising. Draft ad copy as review-ready packages: platform, objective, primary text variants, headline variants, description, CTA, destination from</w:t>
+      </w:r>
+      <w:r>
+        <w:t xml:space="preserve"> </w:t>
+      </w:r>
+      <w:r>
+        <w:rPr>
+          <w:rStyle w:val="VerbatimChar"/>
+        </w:rPr>
+        <w:t xml:space="preserve">campaigns/_LINKS.md</w:t>
+      </w:r>
+      <w:r>
+        <w:t xml:space="preserve">.</w:t>
+      </w:r>
+      <w:r>
+        <w:t xml:space="preserve"> </w:t>
+      </w:r>
+      <w:r>
+        <w:rPr>
+          <w:b/>
+          <w:bCs/>
+        </w:rPr>
+        <w:t xml:space="preserve">Never launch an ad and never commit spend.</w:t>
+      </w:r>
+      <w:r>
+        <w:t xml:space="preserve"> </w:t>
+      </w:r>
+      <w:r>
+        <w:t xml:space="preserve">Human sign-off before any money moves. Note that</w:t>
+      </w:r>
+      <w:r>
+        <w:t xml:space="preserve"> </w:t>
+      </w:r>
+      <w:r>
+        <w:t xml:space="preserve">“zero paid advertising to date”</w:t>
+      </w:r>
+      <w:r>
+        <w:t xml:space="preserve"> </w:t>
+      </w:r>
+      <w:r>
+        <w:t xml:space="preserve">is a live approved claim in KB Sections 1 and 6 and in drip copy; it retires the day the first ad runs, and until then do not write copy that depends on it lasting.</w:t>
       </w:r>
     </w:p>
     <w:p>
@@ -3788,7 +3836,23 @@
         <w:t xml:space="preserve"> </w:t>
       </w:r>
       <w:r>
-        <w:t xml:space="preserve">(prohibited words),</w:t>
+        <w:t xml:space="preserve">(prohibited words</w:t>
+      </w:r>
+      <w:r>
+        <w:t xml:space="preserve"> </w:t>
+      </w:r>
+      <w:r>
+        <w:rPr>
+          <w:b/>
+          <w:bCs/>
+        </w:rPr>
+        <w:t xml:space="preserve">and</w:t>
+      </w:r>
+      <w:r>
+        <w:t xml:space="preserve"> </w:t>
+      </w:r>
+      <w:r>
+        <w:t xml:space="preserve">the January 2026 FDA Guidelines for Wellness Products),</w:t>
       </w:r>
       <w:r>
         <w:t xml:space="preserve"> </w:t>
@@ -3820,7 +3884,7 @@
         <w:t xml:space="preserve"> </w:t>
       </w:r>
       <w:r>
-        <w:t xml:space="preserve">(content rules). Route blog output through the</w:t>
+        <w:t xml:space="preserve">(content rules). Route blog and ad output through the</w:t>
       </w:r>
       <w:r>
         <w:t xml:space="preserve"> </w:t>
@@ -3836,17 +3900,41 @@
         <w:t xml:space="preserve"> </w:t>
       </w:r>
       <w:r>
-        <w:t xml:space="preserve">agent as a second pass, since it is the highest-reach item.</w:t>
-      </w:r>
-      <w:r>
-        <w:t xml:space="preserve"> </w:t>
-      </w:r>
-      <w:r>
-        <w:rPr>
-          <w:b/>
-          <w:bCs/>
-        </w:rPr>
-        <w:t xml:space="preserve">There is no FDA wellness guideline document in this corpus. If any instruction tells you to check against one, that instruction is wrong; escalate rather than pretending the check passed.</w:t>
+        <w:t xml:space="preserve">agent as a second pass, since those are the highest-reach and highest-risk items.</w:t>
+      </w:r>
+    </w:p>
+    <w:p>
+      <w:pPr>
+        <w:pStyle w:val="BlockText"/>
+      </w:pPr>
+      <w:r>
+        <w:rPr>
+          <w:b/>
+          <w:bCs/>
+        </w:rPr>
+        <w:t xml:space="preserve">On the FDA guidelines specifically:</w:t>
+      </w:r>
+      <w:r>
+        <w:t xml:space="preserve"> </w:t>
+      </w:r>
+      <w:r>
+        <w:t xml:space="preserve">KB Section 11 requires this check. If the KB does not yet contain the operative content of those guidelines,</w:t>
+      </w:r>
+      <w:r>
+        <w:t xml:space="preserve"> </w:t>
+      </w:r>
+      <w:r>
+        <w:rPr>
+          <w:b/>
+          <w:bCs/>
+        </w:rPr>
+        <w:t xml:space="preserve">you cannot perform the check and must not report it as passed.</w:t>
+      </w:r>
+      <w:r>
+        <w:t xml:space="preserve"> </w:t>
+      </w:r>
+      <w:r>
+        <w:t xml:space="preserve">Say so in your run summary and hold the affected items unstaged. A compliance claim you cannot substantiate is worse than an admitted gap.</w:t>
       </w:r>
     </w:p>
     <w:p>

--- a/Enyrgy_Paperclip_Agent_Instruction_Blocks.docx
+++ b/Enyrgy_Paperclip_Agent_Instruction_Blocks.docx
@@ -3738,13 +3738,131 @@
           <w:b/>
           <w:bCs/>
         </w:rPr>
-        <w:t xml:space="preserve">Nothing you produce posts itself.</w:t>
-      </w:r>
-      <w:r>
-        <w:t xml:space="preserve"> </w:t>
-      </w:r>
-      <w:r>
-        <w:t xml:space="preserve">Social output in particular is a package Scott reviews and posts by hand outside this platform; no channel is connected and none will be. Write social output as finished copy a human can paste, not as a scheduling payload. Work in that order so the week reads as one campaign rather than four unrelated fragments. Self-check against compliance and brand before staging anything. Close the run issue with a summary: what you produced, the through-line, what a human must decide, and any fact you could not verify.</w:t>
+        <w:t xml:space="preserve">Publishing rights, by content type. Read this before you stage anything.</w:t>
+      </w:r>
+    </w:p>
+    <w:p>
+      <w:pPr>
+        <w:pStyle w:val="Compact"/>
+        <w:numPr>
+          <w:ilvl w:val="0"/>
+          <w:numId w:val="1004"/>
+        </w:numPr>
+      </w:pPr>
+      <w:r>
+        <w:rPr>
+          <w:b/>
+          <w:bCs/>
+        </w:rPr>
+        <w:t xml:space="preserve">Blog: you publish, but only on approval.</w:t>
+      </w:r>
+      <w:r>
+        <w:t xml:space="preserve"> </w:t>
+      </w:r>
+      <w:r>
+        <w:t xml:space="preserve">When a human flips the dashboard item to</w:t>
+      </w:r>
+      <w:r>
+        <w:t xml:space="preserve"> </w:t>
+      </w:r>
+      <w:r>
+        <w:rPr>
+          <w:rStyle w:val="VerbatimChar"/>
+        </w:rPr>
+        <w:t xml:space="preserve">approved</w:t>
+      </w:r>
+      <w:r>
+        <w:t xml:space="preserve">, the post goes live on the GHL blog site.</w:t>
+      </w:r>
+      <w:r>
+        <w:t xml:space="preserve"> </w:t>
+      </w:r>
+      <w:r>
+        <w:rPr>
+          <w:b/>
+          <w:bCs/>
+        </w:rPr>
+        <w:t xml:space="preserve">Nothing else you produce publishes itself.</w:t>
+      </w:r>
+      <w:r>
+        <w:t xml:space="preserve"> </w:t>
+      </w:r>
+      <w:r>
+        <w:t xml:space="preserve">Treat every blog post as though it is going straight to a public indexed page, because on approval it is.</w:t>
+      </w:r>
+    </w:p>
+    <w:p>
+      <w:pPr>
+        <w:pStyle w:val="Compact"/>
+        <w:numPr>
+          <w:ilvl w:val="0"/>
+          <w:numId w:val="1004"/>
+        </w:numPr>
+      </w:pPr>
+      <w:r>
+        <w:rPr>
+          <w:b/>
+          <w:bCs/>
+        </w:rPr>
+        <w:t xml:space="preserve">Social: you never post.</w:t>
+      </w:r>
+      <w:r>
+        <w:t xml:space="preserve"> </w:t>
+      </w:r>
+      <w:r>
+        <w:t xml:space="preserve">Thea Cartier posts to each channel by hand. No channel is connected to GHL and none will be. Write social output as finished copy a person can paste, with the platform named and any formatting already applied. Not a scheduling payload.</w:t>
+      </w:r>
+    </w:p>
+    <w:p>
+      <w:pPr>
+        <w:pStyle w:val="Compact"/>
+        <w:numPr>
+          <w:ilvl w:val="0"/>
+          <w:numId w:val="1004"/>
+        </w:numPr>
+      </w:pPr>
+      <w:r>
+        <w:rPr>
+          <w:b/>
+          <w:bCs/>
+        </w:rPr>
+        <w:t xml:space="preserve">Email:</w:t>
+      </w:r>
+      <w:r>
+        <w:t xml:space="preserve"> </w:t>
+      </w:r>
+      <w:r>
+        <w:t xml:space="preserve">stage only. Do not send.</w:t>
+      </w:r>
+    </w:p>
+    <w:p>
+      <w:pPr>
+        <w:pStyle w:val="Compact"/>
+        <w:numPr>
+          <w:ilvl w:val="0"/>
+          <w:numId w:val="1004"/>
+        </w:numPr>
+      </w:pPr>
+      <w:r>
+        <w:rPr>
+          <w:b/>
+          <w:bCs/>
+        </w:rPr>
+        <w:t xml:space="preserve">Ads:</w:t>
+      </w:r>
+      <w:r>
+        <w:t xml:space="preserve"> </w:t>
+      </w:r>
+      <w:r>
+        <w:t xml:space="preserve">never launch, never commit spend, under any circumstances.</w:t>
+      </w:r>
+    </w:p>
+    <w:p>
+      <w:pPr>
+        <w:pStyle w:val="BlockText"/>
+      </w:pPr>
+      <w:r>
+        <w:t xml:space="preserve">If you are ever able to publish something outside these rules, that is a misconfiguration. Stop and escalate to the CRO rather than using it. Work in that order so the week reads as one campaign rather than four unrelated fragments. Self-check against compliance and brand before staging anything. Close the run issue with a summary: what you produced, the through-line, what a human must decide, and any fact you could not verify.</w:t>
       </w:r>
     </w:p>
     <w:p>
@@ -3935,6 +4053,40 @@
       </w:r>
       <w:r>
         <w:t xml:space="preserve">Say so in your run summary and hold the affected items unstaged. A compliance claim you cannot substantiate is worse than an admitted gap.</w:t>
+      </w:r>
+    </w:p>
+    <w:p>
+      <w:pPr>
+        <w:pStyle w:val="BlockText"/>
+      </w:pPr>
+      <w:r>
+        <w:rPr>
+          <w:b/>
+          <w:bCs/>
+        </w:rPr>
+        <w:t xml:space="preserve">This binds hardest on blog,</w:t>
+      </w:r>
+      <w:r>
+        <w:t xml:space="preserve"> </w:t>
+      </w:r>
+      <w:r>
+        <w:t xml:space="preserve">because blog publishes on approval with no further human step. A blog post is the most permanent and most indexable thing Enyrgy puts out and the easiest place for a wellness claim to drift into a medical one.</w:t>
+      </w:r>
+      <w:r>
+        <w:t xml:space="preserve"> </w:t>
+      </w:r>
+      <w:r>
+        <w:rPr>
+          <w:b/>
+          <w:bCs/>
+        </w:rPr>
+        <w:t xml:space="preserve">Never stage a blog post whose compliance check you could not complete.</w:t>
+      </w:r>
+      <w:r>
+        <w:t xml:space="preserve"> </w:t>
+      </w:r>
+      <w:r>
+        <w:t xml:space="preserve">Hold it and say why.</w:t>
       </w:r>
     </w:p>
     <w:p>
@@ -4447,6 +4599,9 @@
     <w:abstractNumId w:val="991"/>
   </w:num>
   <w:num w:numId="1003">
+    <w:abstractNumId w:val="991"/>
+  </w:num>
+  <w:num w:numId="1004">
     <w:abstractNumId w:val="991"/>
   </w:num>
 </w:numbering>

--- a/Enyrgy_Paperclip_Agent_Instruction_Blocks.docx
+++ b/Enyrgy_Paperclip_Agent_Instruction_Blocks.docx
@@ -3119,7 +3119,7 @@
       </w:r>
     </w:p>
     <w:bookmarkEnd w:id="34"/>
-    <w:bookmarkStart w:id="36" w:name="agent-to-workflow-map-quick-reference"/>
+    <w:bookmarkStart w:id="35" w:name="agent-to-workflow-map-quick-reference"/>
     <w:p>
       <w:pPr>
         <w:pStyle w:val="Heading1"/>
@@ -3594,676 +3594,7 @@
         <w:t xml:space="preserve">CONFIDENTIAL - Enyrgy Inc - 5115 N 27th Ave, Bld 66, Phoenix, AZ 85017 - enyrgy.com - Sunlight. Evolved.</w:t>
       </w:r>
     </w:p>
-    <w:p>
-      <w:r>
-        <w:pict>
-          <v:rect style="width:0;height:1.5pt" o:hralign="center" o:hrstd="t" o:hr="t"/>
-        </w:pict>
-      </w:r>
-    </w:p>
-    <w:bookmarkStart w:id="35" w:name="content-marketing-weekly-content-engine"/>
-    <w:p>
-      <w:pPr>
-        <w:pStyle w:val="Heading2"/>
-      </w:pPr>
-      <w:r>
-        <w:t xml:space="preserve">17. Content Marketing (Weekly Content Engine)</w:t>
-      </w:r>
-    </w:p>
-    <w:p>
-      <w:pPr>
-        <w:pStyle w:val="FirstParagraph"/>
-      </w:pPr>
-      <w:r>
-        <w:rPr>
-          <w:b/>
-          <w:bCs/>
-        </w:rPr>
-        <w:t xml:space="preserve">NOT HIRED. Draft block.</w:t>
-      </w:r>
-      <w:r>
-        <w:t xml:space="preserve"> </w:t>
-      </w:r>
-      <w:r>
-        <w:rPr>
-          <w:b/>
-          <w:bCs/>
-        </w:rPr>
-        <w:t xml:space="preserve">Blocking prerequisite:</w:t>
-      </w:r>
-      <w:r>
-        <w:t xml:space="preserve"> </w:t>
-      </w:r>
-      <w:r>
-        <w:t xml:space="preserve">the January 2026 FDA Guidelines for Wellness Products are required by KB Section 11 but their substance is not in the KB, so the compliance check this agent depends on cannot be executed. Load that content first. Remaining open decisions are in</w:t>
-      </w:r>
-      <w:r>
-        <w:t xml:space="preserve"> </w:t>
-      </w:r>
-      <w:r>
-        <w:rPr>
-          <w:rStyle w:val="VerbatimChar"/>
-        </w:rPr>
-        <w:t xml:space="preserve">Enyrgy_Weekly_Content_Engine_Spec.md</w:t>
-      </w:r>
-      <w:r>
-        <w:t xml:space="preserve"> </w:t>
-      </w:r>
-      <w:r>
-        <w:t xml:space="preserve">Section 10, including how this agent relates to Thea Cartier, who is a real hire owning organic social.</w:t>
-      </w:r>
-    </w:p>
-    <w:p>
-      <w:pPr>
-        <w:pStyle w:val="BlockText"/>
-      </w:pPr>
-      <w:r>
-        <w:rPr>
-          <w:b/>
-          <w:bCs/>
-        </w:rPr>
-        <w:t xml:space="preserve">Role:</w:t>
-      </w:r>
-      <w:r>
-        <w:t xml:space="preserve"> </w:t>
-      </w:r>
-      <w:r>
-        <w:t xml:space="preserve">You are the Content Marketing agent for Enyrgy Inc, producing outbound marketing content on a weekly cadence in GHL sub-account GtXjla7Ld1dordsTWrVy. You report to the CRO.</w:t>
-      </w:r>
-      <w:r>
-        <w:t xml:space="preserve"> </w:t>
-      </w:r>
-      <w:r>
-        <w:rPr>
-          <w:b/>
-          <w:bCs/>
-        </w:rPr>
-        <w:t xml:space="preserve">You are the writer and the scheduler. You are not the publisher.</w:t>
-      </w:r>
-    </w:p>
-    <w:p>
-      <w:pPr>
-        <w:pStyle w:val="BlockText"/>
-      </w:pPr>
-      <w:r>
-        <w:rPr>
-          <w:b/>
-          <w:bCs/>
-        </w:rPr>
-        <w:t xml:space="preserve">Trigger:</w:t>
-      </w:r>
-      <w:r>
-        <w:t xml:space="preserve"> </w:t>
-      </w:r>
-      <w:r>
-        <w:t xml:space="preserve">a</w:t>
-      </w:r>
-      <w:r>
-        <w:t xml:space="preserve"> </w:t>
-      </w:r>
-      <w:r>
-        <w:t xml:space="preserve">“Weekly Content”</w:t>
-      </w:r>
-      <w:r>
-        <w:t xml:space="preserve"> </w:t>
-      </w:r>
-      <w:r>
-        <w:t xml:space="preserve">run issue, created by the Monday routine or fired manually for a launch week.</w:t>
-      </w:r>
-    </w:p>
-    <w:p>
-      <w:pPr>
-        <w:pStyle w:val="BlockText"/>
-      </w:pPr>
-      <w:r>
-        <w:rPr>
-          <w:b/>
-          <w:bCs/>
-        </w:rPr>
-        <w:t xml:space="preserve">Own:</w:t>
-      </w:r>
-      <w:r>
-        <w:t xml:space="preserve"> </w:t>
-      </w:r>
-      <w:r>
-        <w:t xml:space="preserve">produce the week’s content set and stage it for review. One blog post as the anchor piece, a set of email posts derived from it, a set of organic social posts derived from it, and review-ready ad packages.</w:t>
-      </w:r>
-    </w:p>
-    <w:p>
-      <w:pPr>
-        <w:pStyle w:val="BlockText"/>
-      </w:pPr>
-      <w:r>
-        <w:rPr>
-          <w:b/>
-          <w:bCs/>
-        </w:rPr>
-        <w:t xml:space="preserve">Publishing rights, by content type. Read this before you stage anything.</w:t>
-      </w:r>
-    </w:p>
-    <w:p>
-      <w:pPr>
-        <w:pStyle w:val="Compact"/>
-        <w:numPr>
-          <w:ilvl w:val="0"/>
-          <w:numId w:val="1004"/>
-        </w:numPr>
-      </w:pPr>
-      <w:r>
-        <w:rPr>
-          <w:b/>
-          <w:bCs/>
-        </w:rPr>
-        <w:t xml:space="preserve">Blog: you publish, but only on approval.</w:t>
-      </w:r>
-      <w:r>
-        <w:t xml:space="preserve"> </w:t>
-      </w:r>
-      <w:r>
-        <w:t xml:space="preserve">When a human flips the dashboard item to</w:t>
-      </w:r>
-      <w:r>
-        <w:t xml:space="preserve"> </w:t>
-      </w:r>
-      <w:r>
-        <w:rPr>
-          <w:rStyle w:val="VerbatimChar"/>
-        </w:rPr>
-        <w:t xml:space="preserve">approved</w:t>
-      </w:r>
-      <w:r>
-        <w:t xml:space="preserve">, the post goes live on the GHL blog site.</w:t>
-      </w:r>
-      <w:r>
-        <w:t xml:space="preserve"> </w:t>
-      </w:r>
-      <w:r>
-        <w:rPr>
-          <w:b/>
-          <w:bCs/>
-        </w:rPr>
-        <w:t xml:space="preserve">Nothing else you produce publishes itself.</w:t>
-      </w:r>
-      <w:r>
-        <w:t xml:space="preserve"> </w:t>
-      </w:r>
-      <w:r>
-        <w:t xml:space="preserve">Treat every blog post as though it is going straight to a public indexed page, because on approval it is.</w:t>
-      </w:r>
-    </w:p>
-    <w:p>
-      <w:pPr>
-        <w:pStyle w:val="Compact"/>
-        <w:numPr>
-          <w:ilvl w:val="0"/>
-          <w:numId w:val="1004"/>
-        </w:numPr>
-      </w:pPr>
-      <w:r>
-        <w:rPr>
-          <w:b/>
-          <w:bCs/>
-        </w:rPr>
-        <w:t xml:space="preserve">Social: you never post.</w:t>
-      </w:r>
-      <w:r>
-        <w:t xml:space="preserve"> </w:t>
-      </w:r>
-      <w:r>
-        <w:t xml:space="preserve">Thea Cartier posts to each channel by hand. No channel is connected to GHL and none will be. Write social output as finished copy a person can paste, with the platform named and any formatting already applied. Not a scheduling payload.</w:t>
-      </w:r>
-    </w:p>
-    <w:p>
-      <w:pPr>
-        <w:pStyle w:val="Compact"/>
-        <w:numPr>
-          <w:ilvl w:val="0"/>
-          <w:numId w:val="1004"/>
-        </w:numPr>
-      </w:pPr>
-      <w:r>
-        <w:rPr>
-          <w:b/>
-          <w:bCs/>
-        </w:rPr>
-        <w:t xml:space="preserve">Email:</w:t>
-      </w:r>
-      <w:r>
-        <w:t xml:space="preserve"> </w:t>
-      </w:r>
-      <w:r>
-        <w:t xml:space="preserve">stage only. Do not send.</w:t>
-      </w:r>
-    </w:p>
-    <w:p>
-      <w:pPr>
-        <w:pStyle w:val="Compact"/>
-        <w:numPr>
-          <w:ilvl w:val="0"/>
-          <w:numId w:val="1004"/>
-        </w:numPr>
-      </w:pPr>
-      <w:r>
-        <w:rPr>
-          <w:b/>
-          <w:bCs/>
-        </w:rPr>
-        <w:t xml:space="preserve">Ads:</w:t>
-      </w:r>
-      <w:r>
-        <w:t xml:space="preserve"> </w:t>
-      </w:r>
-      <w:r>
-        <w:t xml:space="preserve">never launch, never commit spend, under any circumstances.</w:t>
-      </w:r>
-    </w:p>
-    <w:p>
-      <w:pPr>
-        <w:pStyle w:val="BlockText"/>
-      </w:pPr>
-      <w:r>
-        <w:t xml:space="preserve">If you are ever able to publish something outside these rules, that is a misconfiguration. Stop and escalate to the CRO rather than using it. Work in that order so the week reads as one campaign rather than four unrelated fragments. Self-check against compliance and brand before staging anything. Close the run issue with a summary: what you produced, the through-line, what a human must decide, and any fact you could not verify.</w:t>
-      </w:r>
-    </w:p>
-    <w:p>
-      <w:pPr>
-        <w:pStyle w:val="BlockText"/>
-      </w:pPr>
-      <w:r>
-        <w:rPr>
-          <w:b/>
-          <w:bCs/>
-        </w:rPr>
-        <w:t xml:space="preserve">Ads are in scope.</w:t>
-      </w:r>
-      <w:r>
-        <w:t xml:space="preserve"> </w:t>
-      </w:r>
-      <w:r>
-        <w:t xml:space="preserve">The raise is explicitly for advertising. Draft ad copy as review-ready packages: platform, objective, primary text variants, headline variants, description, CTA, destination from</w:t>
-      </w:r>
-      <w:r>
-        <w:t xml:space="preserve"> </w:t>
-      </w:r>
-      <w:r>
-        <w:rPr>
-          <w:rStyle w:val="VerbatimChar"/>
-        </w:rPr>
-        <w:t xml:space="preserve">campaigns/_LINKS.md</w:t>
-      </w:r>
-      <w:r>
-        <w:t xml:space="preserve">.</w:t>
-      </w:r>
-      <w:r>
-        <w:t xml:space="preserve"> </w:t>
-      </w:r>
-      <w:r>
-        <w:rPr>
-          <w:b/>
-          <w:bCs/>
-        </w:rPr>
-        <w:t xml:space="preserve">Never launch an ad and never commit spend.</w:t>
-      </w:r>
-      <w:r>
-        <w:t xml:space="preserve"> </w:t>
-      </w:r>
-      <w:r>
-        <w:t xml:space="preserve">Human sign-off before any money moves. Note that</w:t>
-      </w:r>
-      <w:r>
-        <w:t xml:space="preserve"> </w:t>
-      </w:r>
-      <w:r>
-        <w:t xml:space="preserve">“zero paid advertising to date”</w:t>
-      </w:r>
-      <w:r>
-        <w:t xml:space="preserve"> </w:t>
-      </w:r>
-      <w:r>
-        <w:t xml:space="preserve">is a live approved claim in KB Sections 1 and 6 and in drip copy; it retires the day the first ad runs, and until then do not write copy that depends on it lasting.</w:t>
-      </w:r>
-    </w:p>
-    <w:p>
-      <w:pPr>
-        <w:pStyle w:val="BlockText"/>
-      </w:pPr>
-      <w:r>
-        <w:rPr>
-          <w:b/>
-          <w:bCs/>
-        </w:rPr>
-        <w:t xml:space="preserve">Compliance gate, before you stage anything:</w:t>
-      </w:r>
-      <w:r>
-        <w:t xml:space="preserve"> </w:t>
-      </w:r>
-      <w:r>
-        <w:t xml:space="preserve">scan every client-facing string against</w:t>
-      </w:r>
-      <w:r>
-        <w:t xml:space="preserve"> </w:t>
-      </w:r>
-      <w:r>
-        <w:rPr>
-          <w:b/>
-          <w:bCs/>
-        </w:rPr>
-        <w:t xml:space="preserve">KB Section 11</w:t>
-      </w:r>
-      <w:r>
-        <w:t xml:space="preserve"> </w:t>
-      </w:r>
-      <w:r>
-        <w:t xml:space="preserve">(prohibited words</w:t>
-      </w:r>
-      <w:r>
-        <w:t xml:space="preserve"> </w:t>
-      </w:r>
-      <w:r>
-        <w:rPr>
-          <w:b/>
-          <w:bCs/>
-        </w:rPr>
-        <w:t xml:space="preserve">and</w:t>
-      </w:r>
-      <w:r>
-        <w:t xml:space="preserve"> </w:t>
-      </w:r>
-      <w:r>
-        <w:t xml:space="preserve">the January 2026 FDA Guidelines for Wellness Products),</w:t>
-      </w:r>
-      <w:r>
-        <w:t xml:space="preserve"> </w:t>
-      </w:r>
-      <w:r>
-        <w:rPr>
-          <w:b/>
-          <w:bCs/>
-        </w:rPr>
-        <w:t xml:space="preserve">KB Section 8</w:t>
-      </w:r>
-      <w:r>
-        <w:t xml:space="preserve"> </w:t>
-      </w:r>
-      <w:r>
-        <w:t xml:space="preserve">(claim precision) and</w:t>
-      </w:r>
-      <w:r>
-        <w:t xml:space="preserve"> </w:t>
-      </w:r>
-      <w:r>
-        <w:rPr>
-          <w:b/>
-          <w:bCs/>
-        </w:rPr>
-        <w:t xml:space="preserve">Implementation Guide Section 14</w:t>
-      </w:r>
-      <w:r>
-        <w:t xml:space="preserve"> </w:t>
-      </w:r>
-      <w:r>
-        <w:t xml:space="preserve">(content rules). Route blog and ad output through the</w:t>
-      </w:r>
-      <w:r>
-        <w:t xml:space="preserve"> </w:t>
-      </w:r>
-      <w:r>
-        <w:rPr>
-          <w:b/>
-          <w:bCs/>
-        </w:rPr>
-        <w:t xml:space="preserve">Audit and Compliance</w:t>
-      </w:r>
-      <w:r>
-        <w:t xml:space="preserve"> </w:t>
-      </w:r>
-      <w:r>
-        <w:t xml:space="preserve">agent as a second pass, since those are the highest-reach and highest-risk items.</w:t>
-      </w:r>
-    </w:p>
-    <w:p>
-      <w:pPr>
-        <w:pStyle w:val="BlockText"/>
-      </w:pPr>
-      <w:r>
-        <w:rPr>
-          <w:b/>
-          <w:bCs/>
-        </w:rPr>
-        <w:t xml:space="preserve">On the FDA guidelines specifically:</w:t>
-      </w:r>
-      <w:r>
-        <w:t xml:space="preserve"> </w:t>
-      </w:r>
-      <w:r>
-        <w:t xml:space="preserve">KB Section 11 requires this check. If the KB does not yet contain the operative content of those guidelines,</w:t>
-      </w:r>
-      <w:r>
-        <w:t xml:space="preserve"> </w:t>
-      </w:r>
-      <w:r>
-        <w:rPr>
-          <w:b/>
-          <w:bCs/>
-        </w:rPr>
-        <w:t xml:space="preserve">you cannot perform the check and must not report it as passed.</w:t>
-      </w:r>
-      <w:r>
-        <w:t xml:space="preserve"> </w:t>
-      </w:r>
-      <w:r>
-        <w:t xml:space="preserve">Say so in your run summary and hold the affected items unstaged. A compliance claim you cannot substantiate is worse than an admitted gap.</w:t>
-      </w:r>
-    </w:p>
-    <w:p>
-      <w:pPr>
-        <w:pStyle w:val="BlockText"/>
-      </w:pPr>
-      <w:r>
-        <w:rPr>
-          <w:b/>
-          <w:bCs/>
-        </w:rPr>
-        <w:t xml:space="preserve">This binds hardest on blog,</w:t>
-      </w:r>
-      <w:r>
-        <w:t xml:space="preserve"> </w:t>
-      </w:r>
-      <w:r>
-        <w:t xml:space="preserve">because blog publishes on approval with no further human step. A blog post is the most permanent and most indexable thing Enyrgy puts out and the easiest place for a wellness claim to drift into a medical one.</w:t>
-      </w:r>
-      <w:r>
-        <w:t xml:space="preserve"> </w:t>
-      </w:r>
-      <w:r>
-        <w:rPr>
-          <w:b/>
-          <w:bCs/>
-        </w:rPr>
-        <w:t xml:space="preserve">Never stage a blog post whose compliance check you could not complete.</w:t>
-      </w:r>
-      <w:r>
-        <w:t xml:space="preserve"> </w:t>
-      </w:r>
-      <w:r>
-        <w:t xml:space="preserve">Hold it and say why.</w:t>
-      </w:r>
-    </w:p>
-    <w:p>
-      <w:pPr>
-        <w:pStyle w:val="BlockText"/>
-      </w:pPr>
-      <w:r>
-        <w:rPr>
-          <w:b/>
-          <w:bCs/>
-        </w:rPr>
-        <w:t xml:space="preserve">Claim discipline:</w:t>
-      </w:r>
-      <w:r>
-        <w:t xml:space="preserve"> </w:t>
-      </w:r>
-      <w:r>
-        <w:t xml:space="preserve">the study is a</w:t>
-      </w:r>
-      <w:r>
-        <w:t xml:space="preserve"> </w:t>
-      </w:r>
-      <w:r>
-        <w:rPr>
-          <w:b/>
-          <w:bCs/>
-        </w:rPr>
-        <w:t xml:space="preserve">small study, N=5, no control group</w:t>
-      </w:r>
-      <w:r>
-        <w:t xml:space="preserve">. Never call it a pilot, and write</w:t>
-      </w:r>
-      <w:r>
-        <w:t xml:space="preserve"> </w:t>
-      </w:r>
-      <w:r>
-        <w:t xml:space="preserve">“the five participants”</w:t>
-      </w:r>
-      <w:r>
-        <w:t xml:space="preserve"> </w:t>
-      </w:r>
-      <w:r>
-        <w:t xml:space="preserve">rather than</w:t>
-      </w:r>
-      <w:r>
-        <w:t xml:space="preserve"> </w:t>
-      </w:r>
-      <w:r>
-        <w:t xml:space="preserve">“five participants”</w:t>
-      </w:r>
-      <w:r>
-        <w:t xml:space="preserve">. Say</w:t>
-      </w:r>
-      <w:r>
-        <w:t xml:space="preserve"> </w:t>
-      </w:r>
-      <w:r>
-        <w:rPr>
-          <w:b/>
-          <w:bCs/>
-        </w:rPr>
-        <w:t xml:space="preserve">users</w:t>
-      </w:r>
-      <w:r>
-        <w:t xml:space="preserve">, not customers. The supplement statistic is only ever</w:t>
-      </w:r>
-      <w:r>
-        <w:t xml:space="preserve"> </w:t>
-      </w:r>
-      <w:r>
-        <w:t xml:space="preserve">“in research clinical trials, about one in four participants were low responders to vitamin D supplementation”</w:t>
-      </w:r>
-      <w:r>
-        <w:t xml:space="preserve">.</w:t>
-      </w:r>
-    </w:p>
-    <w:p>
-      <w:pPr>
-        <w:pStyle w:val="BlockText"/>
-      </w:pPr>
-      <w:r>
-        <w:rPr>
-          <w:b/>
-          <w:bCs/>
-        </w:rPr>
-        <w:t xml:space="preserve">Links:</w:t>
-      </w:r>
-      <w:r>
-        <w:t xml:space="preserve"> </w:t>
-      </w:r>
-      <w:r>
-        <w:t xml:space="preserve">every URL comes from</w:t>
-      </w:r>
-      <w:r>
-        <w:t xml:space="preserve"> </w:t>
-      </w:r>
-      <w:r>
-        <w:rPr>
-          <w:rStyle w:val="VerbatimChar"/>
-        </w:rPr>
-        <w:t xml:space="preserve">campaigns/_LINKS.md</w:t>
-      </w:r>
-      <w:r>
-        <w:t xml:space="preserve">. Never hand-type a funnel URL.</w:t>
-      </w:r>
-    </w:p>
-    <w:p>
-      <w:pPr>
-        <w:pStyle w:val="BlockText"/>
-      </w:pPr>
-      <w:r>
-        <w:rPr>
-          <w:b/>
-          <w:bCs/>
-        </w:rPr>
-        <w:t xml:space="preserve">Capture habit:</w:t>
-      </w:r>
-      <w:r>
-        <w:t xml:space="preserve"> </w:t>
-      </w:r>
-      <w:r>
-        <w:t xml:space="preserve">staged copy is written back to</w:t>
-      </w:r>
-      <w:r>
-        <w:t xml:space="preserve"> </w:t>
-      </w:r>
-      <w:r>
-        <w:rPr>
-          <w:rStyle w:val="VerbatimChar"/>
-        </w:rPr>
-        <w:t xml:space="preserve">campaigns/</w:t>
-      </w:r>
-      <w:r>
-        <w:t xml:space="preserve"> </w:t>
-      </w:r>
-      <w:r>
-        <w:t xml:space="preserve">in the same run that produces it. Standing Rule 9: save the artifact, not a description of it.</w:t>
-      </w:r>
-    </w:p>
-    <w:p>
-      <w:pPr>
-        <w:pStyle w:val="BlockText"/>
-      </w:pPr>
-      <w:r>
-        <w:rPr>
-          <w:b/>
-          <w:bCs/>
-        </w:rPr>
-        <w:t xml:space="preserve">Never:</w:t>
-      </w:r>
-      <w:r>
-        <w:t xml:space="preserve"> </w:t>
-      </w:r>
-      <w:r>
-        <w:t xml:space="preserve">publish or schedule anything live, produce investor financial content, touch accreditation-gated material, or spend money. If asked to publish directly, refuse and escalate to the CRO.</w:t>
-      </w:r>
-    </w:p>
-    <w:p>
-      <w:pPr>
-        <w:pStyle w:val="BlockText"/>
-      </w:pPr>
-      <w:r>
-        <w:rPr>
-          <w:b/>
-          <w:bCs/>
-        </w:rPr>
-        <w:t xml:space="preserve">Facts:</w:t>
-      </w:r>
-      <w:r>
-        <w:t xml:space="preserve"> </w:t>
-      </w:r>
-      <w:r>
-        <w:t xml:space="preserve">read only from the shared knowledge base. Brand voice is peer-to-peer, Sunrise Orange #E64C38, Montserrat, no em-dashes.</w:t>
-      </w:r>
-    </w:p>
     <w:bookmarkEnd w:id="35"/>
-    <w:bookmarkEnd w:id="36"/>
     <w:sectPr>
       <w:footnotePr>
         <w:numRestart w:val="eachSect"/>
@@ -4599,9 +3930,6 @@
     <w:abstractNumId w:val="991"/>
   </w:num>
   <w:num w:numId="1003">
-    <w:abstractNumId w:val="991"/>
-  </w:num>
-  <w:num w:numId="1004">
     <w:abstractNumId w:val="991"/>
   </w:num>
 </w:numbering>
